--- a/resources/a-level-business-investment-appraisal-bike-hire/A-Level-Business-Investment-Appraisal-Bike-Hire-Student.docx
+++ b/resources/a-level-business-investment-appraisal-bike-hire/A-Level-Business-Investment-Appraisal-Bike-Hire-Student.docx
@@ -48,13 +48,13 @@
         <w:tc>
           <w:tcPr>
             <w:tcW w:type="dxa" w:w="4061"/>
-            <w:shd w:fill="142D40"/>
             <w:tcBorders>
               <w:top w:val="single" w:sz="4" w:color="D9D9D9"/>
               <w:bottom w:val="single" w:sz="4" w:color="D9D9D9"/>
               <w:left w:val="single" w:sz="4" w:color="D9D9D9"/>
               <w:right w:val="single" w:sz="4" w:color="D9D9D9"/>
             </w:tcBorders>
+            <w:shd w:fill="142D40"/>
             <w:tcMar>
               <w:top w:w="85" w:type="dxa"/>
               <w:bottom w:w="85" w:type="dxa"/>
@@ -79,13 +79,13 @@
         <w:tc>
           <w:tcPr>
             <w:tcW w:type="dxa" w:w="3046"/>
-            <w:shd w:fill="142D40"/>
             <w:tcBorders>
               <w:top w:val="single" w:sz="4" w:color="D9D9D9"/>
               <w:bottom w:val="single" w:sz="4" w:color="D9D9D9"/>
               <w:left w:val="single" w:sz="4" w:color="D9D9D9"/>
               <w:right w:val="single" w:sz="4" w:color="D9D9D9"/>
             </w:tcBorders>
+            <w:shd w:fill="142D40"/>
             <w:tcMar>
               <w:top w:w="85" w:type="dxa"/>
               <w:bottom w:w="85" w:type="dxa"/>
@@ -110,13 +110,13 @@
         <w:tc>
           <w:tcPr>
             <w:tcW w:type="dxa" w:w="3046"/>
-            <w:shd w:fill="142D40"/>
             <w:tcBorders>
               <w:top w:val="single" w:sz="4" w:color="D9D9D9"/>
               <w:bottom w:val="single" w:sz="4" w:color="D9D9D9"/>
               <w:left w:val="single" w:sz="4" w:color="D9D9D9"/>
               <w:right w:val="single" w:sz="4" w:color="D9D9D9"/>
             </w:tcBorders>
+            <w:shd w:fill="142D40"/>
             <w:tcMar>
               <w:top w:w="85" w:type="dxa"/>
               <w:bottom w:w="85" w:type="dxa"/>
@@ -143,13 +143,13 @@
         <w:tc>
           <w:tcPr>
             <w:tcW w:type="dxa" w:w="4061"/>
-            <w:shd w:fill="FFFFFF"/>
             <w:tcBorders>
               <w:top w:val="single" w:sz="4" w:color="D9D9D9"/>
               <w:bottom w:val="single" w:sz="4" w:color="D9D9D9"/>
               <w:left w:val="single" w:sz="4" w:color="D9D9D9"/>
               <w:right w:val="single" w:sz="4" w:color="D9D9D9"/>
             </w:tcBorders>
+            <w:shd w:fill="FFFFFF"/>
             <w:tcMar>
               <w:top w:w="85" w:type="dxa"/>
               <w:bottom w:w="85" w:type="dxa"/>
@@ -174,13 +174,13 @@
         <w:tc>
           <w:tcPr>
             <w:tcW w:type="dxa" w:w="3046"/>
-            <w:shd w:fill="FFFFFF"/>
             <w:tcBorders>
               <w:top w:val="single" w:sz="4" w:color="D9D9D9"/>
               <w:bottom w:val="single" w:sz="4" w:color="D9D9D9"/>
               <w:left w:val="single" w:sz="4" w:color="D9D9D9"/>
               <w:right w:val="single" w:sz="4" w:color="D9D9D9"/>
             </w:tcBorders>
+            <w:shd w:fill="FFFFFF"/>
             <w:tcMar>
               <w:top w:w="85" w:type="dxa"/>
               <w:bottom w:w="85" w:type="dxa"/>
@@ -205,13 +205,13 @@
         <w:tc>
           <w:tcPr>
             <w:tcW w:type="dxa" w:w="3046"/>
-            <w:shd w:fill="FFFFFF"/>
             <w:tcBorders>
               <w:top w:val="single" w:sz="4" w:color="D9D9D9"/>
               <w:bottom w:val="single" w:sz="4" w:color="D9D9D9"/>
               <w:left w:val="single" w:sz="4" w:color="D9D9D9"/>
               <w:right w:val="single" w:sz="4" w:color="D9D9D9"/>
             </w:tcBorders>
+            <w:shd w:fill="FFFFFF"/>
             <w:tcMar>
               <w:top w:w="85" w:type="dxa"/>
               <w:bottom w:w="85" w:type="dxa"/>
@@ -238,13 +238,13 @@
         <w:tc>
           <w:tcPr>
             <w:tcW w:type="dxa" w:w="4061"/>
-            <w:shd w:fill="F1F5F7"/>
             <w:tcBorders>
               <w:top w:val="single" w:sz="4" w:color="D9D9D9"/>
               <w:bottom w:val="single" w:sz="4" w:color="D9D9D9"/>
               <w:left w:val="single" w:sz="4" w:color="D9D9D9"/>
               <w:right w:val="single" w:sz="4" w:color="D9D9D9"/>
             </w:tcBorders>
+            <w:shd w:fill="F1F5F7"/>
             <w:tcMar>
               <w:top w:w="85" w:type="dxa"/>
               <w:bottom w:w="85" w:type="dxa"/>
@@ -269,13 +269,13 @@
         <w:tc>
           <w:tcPr>
             <w:tcW w:type="dxa" w:w="3046"/>
-            <w:shd w:fill="F1F5F7"/>
             <w:tcBorders>
               <w:top w:val="single" w:sz="4" w:color="D9D9D9"/>
               <w:bottom w:val="single" w:sz="4" w:color="D9D9D9"/>
               <w:left w:val="single" w:sz="4" w:color="D9D9D9"/>
               <w:right w:val="single" w:sz="4" w:color="D9D9D9"/>
             </w:tcBorders>
+            <w:shd w:fill="F1F5F7"/>
             <w:tcMar>
               <w:top w:w="85" w:type="dxa"/>
               <w:bottom w:w="85" w:type="dxa"/>
@@ -300,13 +300,13 @@
         <w:tc>
           <w:tcPr>
             <w:tcW w:type="dxa" w:w="3046"/>
-            <w:shd w:fill="F1F5F7"/>
             <w:tcBorders>
               <w:top w:val="single" w:sz="4" w:color="D9D9D9"/>
               <w:bottom w:val="single" w:sz="4" w:color="D9D9D9"/>
               <w:left w:val="single" w:sz="4" w:color="D9D9D9"/>
               <w:right w:val="single" w:sz="4" w:color="D9D9D9"/>
             </w:tcBorders>
+            <w:shd w:fill="F1F5F7"/>
             <w:tcMar>
               <w:top w:w="85" w:type="dxa"/>
               <w:bottom w:w="85" w:type="dxa"/>
@@ -333,13 +333,13 @@
         <w:tc>
           <w:tcPr>
             <w:tcW w:type="dxa" w:w="4061"/>
-            <w:shd w:fill="FFFFFF"/>
             <w:tcBorders>
               <w:top w:val="single" w:sz="4" w:color="D9D9D9"/>
               <w:bottom w:val="single" w:sz="4" w:color="D9D9D9"/>
               <w:left w:val="single" w:sz="4" w:color="D9D9D9"/>
               <w:right w:val="single" w:sz="4" w:color="D9D9D9"/>
             </w:tcBorders>
+            <w:shd w:fill="FFFFFF"/>
             <w:tcMar>
               <w:top w:w="85" w:type="dxa"/>
               <w:bottom w:w="85" w:type="dxa"/>
@@ -364,13 +364,13 @@
         <w:tc>
           <w:tcPr>
             <w:tcW w:type="dxa" w:w="3046"/>
-            <w:shd w:fill="FFFFFF"/>
             <w:tcBorders>
               <w:top w:val="single" w:sz="4" w:color="D9D9D9"/>
               <w:bottom w:val="single" w:sz="4" w:color="D9D9D9"/>
               <w:left w:val="single" w:sz="4" w:color="D9D9D9"/>
               <w:right w:val="single" w:sz="4" w:color="D9D9D9"/>
             </w:tcBorders>
+            <w:shd w:fill="FFFFFF"/>
             <w:tcMar>
               <w:top w:w="85" w:type="dxa"/>
               <w:bottom w:w="85" w:type="dxa"/>
@@ -395,13 +395,13 @@
         <w:tc>
           <w:tcPr>
             <w:tcW w:type="dxa" w:w="3046"/>
-            <w:shd w:fill="FFFFFF"/>
             <w:tcBorders>
               <w:top w:val="single" w:sz="4" w:color="D9D9D9"/>
               <w:bottom w:val="single" w:sz="4" w:color="D9D9D9"/>
               <w:left w:val="single" w:sz="4" w:color="D9D9D9"/>
               <w:right w:val="single" w:sz="4" w:color="D9D9D9"/>
             </w:tcBorders>
+            <w:shd w:fill="FFFFFF"/>
             <w:tcMar>
               <w:top w:w="85" w:type="dxa"/>
               <w:bottom w:w="85" w:type="dxa"/>
@@ -428,13 +428,13 @@
         <w:tc>
           <w:tcPr>
             <w:tcW w:type="dxa" w:w="4061"/>
-            <w:shd w:fill="F1F5F7"/>
             <w:tcBorders>
               <w:top w:val="single" w:sz="4" w:color="D9D9D9"/>
               <w:bottom w:val="single" w:sz="4" w:color="D9D9D9"/>
               <w:left w:val="single" w:sz="4" w:color="D9D9D9"/>
               <w:right w:val="single" w:sz="4" w:color="D9D9D9"/>
             </w:tcBorders>
+            <w:shd w:fill="F1F5F7"/>
             <w:tcMar>
               <w:top w:w="85" w:type="dxa"/>
               <w:bottom w:w="85" w:type="dxa"/>
@@ -459,13 +459,13 @@
         <w:tc>
           <w:tcPr>
             <w:tcW w:type="dxa" w:w="3046"/>
-            <w:shd w:fill="F1F5F7"/>
             <w:tcBorders>
               <w:top w:val="single" w:sz="4" w:color="D9D9D9"/>
               <w:bottom w:val="single" w:sz="4" w:color="D9D9D9"/>
               <w:left w:val="single" w:sz="4" w:color="D9D9D9"/>
               <w:right w:val="single" w:sz="4" w:color="D9D9D9"/>
             </w:tcBorders>
+            <w:shd w:fill="F1F5F7"/>
             <w:tcMar>
               <w:top w:w="85" w:type="dxa"/>
               <w:bottom w:w="85" w:type="dxa"/>
@@ -490,13 +490,13 @@
         <w:tc>
           <w:tcPr>
             <w:tcW w:type="dxa" w:w="3046"/>
-            <w:shd w:fill="F1F5F7"/>
             <w:tcBorders>
               <w:top w:val="single" w:sz="4" w:color="D9D9D9"/>
               <w:bottom w:val="single" w:sz="4" w:color="D9D9D9"/>
               <w:left w:val="single" w:sz="4" w:color="D9D9D9"/>
               <w:right w:val="single" w:sz="4" w:color="D9D9D9"/>
             </w:tcBorders>
+            <w:shd w:fill="F1F5F7"/>
             <w:tcMar>
               <w:top w:w="85" w:type="dxa"/>
               <w:bottom w:w="85" w:type="dxa"/>
@@ -523,13 +523,13 @@
         <w:tc>
           <w:tcPr>
             <w:tcW w:type="dxa" w:w="4061"/>
-            <w:shd w:fill="FFFFFF"/>
             <w:tcBorders>
               <w:top w:val="single" w:sz="4" w:color="D9D9D9"/>
               <w:bottom w:val="single" w:sz="4" w:color="D9D9D9"/>
               <w:left w:val="single" w:sz="4" w:color="D9D9D9"/>
               <w:right w:val="single" w:sz="4" w:color="D9D9D9"/>
             </w:tcBorders>
+            <w:shd w:fill="FFFFFF"/>
             <w:tcMar>
               <w:top w:w="85" w:type="dxa"/>
               <w:bottom w:w="85" w:type="dxa"/>
@@ -554,13 +554,13 @@
         <w:tc>
           <w:tcPr>
             <w:tcW w:type="dxa" w:w="3046"/>
-            <w:shd w:fill="FFFFFF"/>
             <w:tcBorders>
               <w:top w:val="single" w:sz="4" w:color="D9D9D9"/>
               <w:bottom w:val="single" w:sz="4" w:color="D9D9D9"/>
               <w:left w:val="single" w:sz="4" w:color="D9D9D9"/>
               <w:right w:val="single" w:sz="4" w:color="D9D9D9"/>
             </w:tcBorders>
+            <w:shd w:fill="FFFFFF"/>
             <w:tcMar>
               <w:top w:w="85" w:type="dxa"/>
               <w:bottom w:w="85" w:type="dxa"/>
@@ -585,13 +585,13 @@
         <w:tc>
           <w:tcPr>
             <w:tcW w:type="dxa" w:w="3046"/>
-            <w:shd w:fill="FFFFFF"/>
             <w:tcBorders>
               <w:top w:val="single" w:sz="4" w:color="D9D9D9"/>
               <w:bottom w:val="single" w:sz="4" w:color="D9D9D9"/>
               <w:left w:val="single" w:sz="4" w:color="D9D9D9"/>
               <w:right w:val="single" w:sz="4" w:color="D9D9D9"/>
             </w:tcBorders>
+            <w:shd w:fill="FFFFFF"/>
             <w:tcMar>
               <w:top w:w="85" w:type="dxa"/>
               <w:bottom w:w="85" w:type="dxa"/>
@@ -652,13 +652,13 @@
         <w:tc>
           <w:tcPr>
             <w:tcW w:type="dxa" w:w="6294"/>
-            <w:shd w:fill="142D40"/>
             <w:tcBorders>
               <w:top w:val="single" w:sz="4" w:color="D9D9D9"/>
               <w:bottom w:val="single" w:sz="4" w:color="D9D9D9"/>
               <w:left w:val="single" w:sz="4" w:color="D9D9D9"/>
               <w:right w:val="single" w:sz="4" w:color="D9D9D9"/>
             </w:tcBorders>
+            <w:shd w:fill="142D40"/>
             <w:tcMar>
               <w:top w:w="85" w:type="dxa"/>
               <w:bottom w:w="85" w:type="dxa"/>
@@ -683,13 +683,13 @@
         <w:tc>
           <w:tcPr>
             <w:tcW w:type="dxa" w:w="3858"/>
-            <w:shd w:fill="142D40"/>
             <w:tcBorders>
               <w:top w:val="single" w:sz="4" w:color="D9D9D9"/>
               <w:bottom w:val="single" w:sz="4" w:color="D9D9D9"/>
               <w:left w:val="single" w:sz="4" w:color="D9D9D9"/>
               <w:right w:val="single" w:sz="4" w:color="D9D9D9"/>
             </w:tcBorders>
+            <w:shd w:fill="142D40"/>
             <w:tcMar>
               <w:top w:w="85" w:type="dxa"/>
               <w:bottom w:w="85" w:type="dxa"/>
@@ -716,13 +716,13 @@
         <w:tc>
           <w:tcPr>
             <w:tcW w:type="dxa" w:w="6294"/>
-            <w:shd w:fill="FFFFFF"/>
             <w:tcBorders>
               <w:top w:val="single" w:sz="4" w:color="D9D9D9"/>
               <w:bottom w:val="single" w:sz="4" w:color="D9D9D9"/>
               <w:left w:val="single" w:sz="4" w:color="D9D9D9"/>
               <w:right w:val="single" w:sz="4" w:color="D9D9D9"/>
             </w:tcBorders>
+            <w:shd w:fill="FFFFFF"/>
             <w:tcMar>
               <w:top w:w="85" w:type="dxa"/>
               <w:bottom w:w="85" w:type="dxa"/>
@@ -747,13 +747,13 @@
         <w:tc>
           <w:tcPr>
             <w:tcW w:type="dxa" w:w="3858"/>
-            <w:shd w:fill="FFFFFF"/>
             <w:tcBorders>
               <w:top w:val="single" w:sz="4" w:color="D9D9D9"/>
               <w:bottom w:val="single" w:sz="4" w:color="D9D9D9"/>
               <w:left w:val="single" w:sz="4" w:color="D9D9D9"/>
               <w:right w:val="single" w:sz="4" w:color="D9D9D9"/>
             </w:tcBorders>
+            <w:shd w:fill="FFFFFF"/>
             <w:tcMar>
               <w:top w:w="85" w:type="dxa"/>
               <w:bottom w:w="85" w:type="dxa"/>
@@ -779,13 +779,13 @@
         <w:tc>
           <w:tcPr>
             <w:tcW w:type="dxa" w:w="6294"/>
-            <w:shd w:fill="F1F5F7"/>
             <w:tcBorders>
               <w:top w:val="single" w:sz="4" w:color="D9D9D9"/>
               <w:bottom w:val="single" w:sz="4" w:color="D9D9D9"/>
               <w:left w:val="single" w:sz="4" w:color="D9D9D9"/>
               <w:right w:val="single" w:sz="4" w:color="D9D9D9"/>
             </w:tcBorders>
+            <w:shd w:fill="F1F5F7"/>
             <w:tcMar>
               <w:top w:w="85" w:type="dxa"/>
               <w:bottom w:w="85" w:type="dxa"/>
@@ -810,13 +810,13 @@
         <w:tc>
           <w:tcPr>
             <w:tcW w:type="dxa" w:w="3858"/>
-            <w:shd w:fill="F1F5F7"/>
             <w:tcBorders>
               <w:top w:val="single" w:sz="4" w:color="D9D9D9"/>
               <w:bottom w:val="single" w:sz="4" w:color="D9D9D9"/>
               <w:left w:val="single" w:sz="4" w:color="D9D9D9"/>
               <w:right w:val="single" w:sz="4" w:color="D9D9D9"/>
             </w:tcBorders>
+            <w:shd w:fill="F1F5F7"/>
             <w:tcMar>
               <w:top w:w="85" w:type="dxa"/>
               <w:bottom w:w="85" w:type="dxa"/>
@@ -842,13 +842,13 @@
         <w:tc>
           <w:tcPr>
             <w:tcW w:type="dxa" w:w="6294"/>
-            <w:shd w:fill="FFFFFF"/>
             <w:tcBorders>
               <w:top w:val="single" w:sz="4" w:color="D9D9D9"/>
               <w:bottom w:val="single" w:sz="4" w:color="D9D9D9"/>
               <w:left w:val="single" w:sz="4" w:color="D9D9D9"/>
               <w:right w:val="single" w:sz="4" w:color="D9D9D9"/>
             </w:tcBorders>
+            <w:shd w:fill="FFFFFF"/>
             <w:tcMar>
               <w:top w:w="85" w:type="dxa"/>
               <w:bottom w:w="85" w:type="dxa"/>
@@ -873,13 +873,13 @@
         <w:tc>
           <w:tcPr>
             <w:tcW w:type="dxa" w:w="3858"/>
-            <w:shd w:fill="FFFFFF"/>
             <w:tcBorders>
               <w:top w:val="single" w:sz="4" w:color="D9D9D9"/>
               <w:bottom w:val="single" w:sz="4" w:color="D9D9D9"/>
               <w:left w:val="single" w:sz="4" w:color="D9D9D9"/>
               <w:right w:val="single" w:sz="4" w:color="D9D9D9"/>
             </w:tcBorders>
+            <w:shd w:fill="FFFFFF"/>
             <w:tcMar>
               <w:top w:w="85" w:type="dxa"/>
               <w:bottom w:w="85" w:type="dxa"/>
@@ -938,13 +938,13 @@
         <w:tc>
           <w:tcPr>
             <w:tcW w:type="dxa" w:w="2030"/>
-            <w:shd w:fill="142D40"/>
             <w:tcBorders>
               <w:top w:val="single" w:sz="4" w:color="D9D9D9"/>
               <w:bottom w:val="single" w:sz="4" w:color="D9D9D9"/>
               <w:left w:val="single" w:sz="4" w:color="D9D9D9"/>
               <w:right w:val="single" w:sz="4" w:color="D9D9D9"/>
             </w:tcBorders>
+            <w:shd w:fill="142D40"/>
             <w:tcMar>
               <w:top w:w="85" w:type="dxa"/>
               <w:bottom w:w="85" w:type="dxa"/>
@@ -969,13 +969,13 @@
         <w:tc>
           <w:tcPr>
             <w:tcW w:type="dxa" w:w="1624"/>
-            <w:shd w:fill="142D40"/>
             <w:tcBorders>
               <w:top w:val="single" w:sz="4" w:color="D9D9D9"/>
               <w:bottom w:val="single" w:sz="4" w:color="D9D9D9"/>
               <w:left w:val="single" w:sz="4" w:color="D9D9D9"/>
               <w:right w:val="single" w:sz="4" w:color="D9D9D9"/>
             </w:tcBorders>
+            <w:shd w:fill="142D40"/>
             <w:tcMar>
               <w:top w:w="85" w:type="dxa"/>
               <w:bottom w:w="85" w:type="dxa"/>
@@ -1000,13 +1000,13 @@
         <w:tc>
           <w:tcPr>
             <w:tcW w:type="dxa" w:w="1624"/>
-            <w:shd w:fill="142D40"/>
             <w:tcBorders>
               <w:top w:val="single" w:sz="4" w:color="D9D9D9"/>
               <w:bottom w:val="single" w:sz="4" w:color="D9D9D9"/>
               <w:left w:val="single" w:sz="4" w:color="D9D9D9"/>
               <w:right w:val="single" w:sz="4" w:color="D9D9D9"/>
             </w:tcBorders>
+            <w:shd w:fill="142D40"/>
             <w:tcMar>
               <w:top w:w="85" w:type="dxa"/>
               <w:bottom w:w="85" w:type="dxa"/>
@@ -1031,13 +1031,13 @@
         <w:tc>
           <w:tcPr>
             <w:tcW w:type="dxa" w:w="1624"/>
-            <w:shd w:fill="142D40"/>
             <w:tcBorders>
               <w:top w:val="single" w:sz="4" w:color="D9D9D9"/>
               <w:bottom w:val="single" w:sz="4" w:color="D9D9D9"/>
               <w:left w:val="single" w:sz="4" w:color="D9D9D9"/>
               <w:right w:val="single" w:sz="4" w:color="D9D9D9"/>
             </w:tcBorders>
+            <w:shd w:fill="142D40"/>
             <w:tcMar>
               <w:top w:w="85" w:type="dxa"/>
               <w:bottom w:w="85" w:type="dxa"/>
@@ -1062,13 +1062,13 @@
         <w:tc>
           <w:tcPr>
             <w:tcW w:type="dxa" w:w="1624"/>
-            <w:shd w:fill="142D40"/>
             <w:tcBorders>
               <w:top w:val="single" w:sz="4" w:color="D9D9D9"/>
               <w:bottom w:val="single" w:sz="4" w:color="D9D9D9"/>
               <w:left w:val="single" w:sz="4" w:color="D9D9D9"/>
               <w:right w:val="single" w:sz="4" w:color="D9D9D9"/>
             </w:tcBorders>
+            <w:shd w:fill="142D40"/>
             <w:tcMar>
               <w:top w:w="85" w:type="dxa"/>
               <w:bottom w:w="85" w:type="dxa"/>
@@ -1093,13 +1093,13 @@
         <w:tc>
           <w:tcPr>
             <w:tcW w:type="dxa" w:w="1624"/>
-            <w:shd w:fill="142D40"/>
             <w:tcBorders>
               <w:top w:val="single" w:sz="4" w:color="D9D9D9"/>
               <w:bottom w:val="single" w:sz="4" w:color="D9D9D9"/>
               <w:left w:val="single" w:sz="4" w:color="D9D9D9"/>
               <w:right w:val="single" w:sz="4" w:color="D9D9D9"/>
             </w:tcBorders>
+            <w:shd w:fill="142D40"/>
             <w:tcMar>
               <w:top w:w="85" w:type="dxa"/>
               <w:bottom w:w="85" w:type="dxa"/>
@@ -1126,13 +1126,13 @@
         <w:tc>
           <w:tcPr>
             <w:tcW w:type="dxa" w:w="2030"/>
-            <w:shd w:fill="FFFFFF"/>
             <w:tcBorders>
               <w:top w:val="single" w:sz="4" w:color="D9D9D9"/>
               <w:bottom w:val="single" w:sz="4" w:color="D9D9D9"/>
               <w:left w:val="single" w:sz="4" w:color="D9D9D9"/>
               <w:right w:val="single" w:sz="4" w:color="D9D9D9"/>
             </w:tcBorders>
+            <w:shd w:fill="FFFFFF"/>
             <w:tcMar>
               <w:top w:w="85" w:type="dxa"/>
               <w:bottom w:w="85" w:type="dxa"/>
@@ -1157,13 +1157,13 @@
         <w:tc>
           <w:tcPr>
             <w:tcW w:type="dxa" w:w="1624"/>
-            <w:shd w:fill="FFFFFF"/>
             <w:tcBorders>
               <w:top w:val="single" w:sz="4" w:color="D9D9D9"/>
               <w:bottom w:val="single" w:sz="4" w:color="D9D9D9"/>
               <w:left w:val="single" w:sz="4" w:color="D9D9D9"/>
               <w:right w:val="single" w:sz="4" w:color="D9D9D9"/>
             </w:tcBorders>
+            <w:shd w:fill="FFFFFF"/>
             <w:tcMar>
               <w:top w:w="85" w:type="dxa"/>
               <w:bottom w:w="85" w:type="dxa"/>
@@ -1188,13 +1188,13 @@
         <w:tc>
           <w:tcPr>
             <w:tcW w:type="dxa" w:w="1624"/>
-            <w:shd w:fill="FFFFFF"/>
             <w:tcBorders>
               <w:top w:val="single" w:sz="4" w:color="D9D9D9"/>
               <w:bottom w:val="single" w:sz="4" w:color="D9D9D9"/>
               <w:left w:val="single" w:sz="4" w:color="D9D9D9"/>
               <w:right w:val="single" w:sz="4" w:color="D9D9D9"/>
             </w:tcBorders>
+            <w:shd w:fill="FFFFFF"/>
             <w:tcMar>
               <w:top w:w="85" w:type="dxa"/>
               <w:bottom w:w="85" w:type="dxa"/>
@@ -1219,13 +1219,13 @@
         <w:tc>
           <w:tcPr>
             <w:tcW w:type="dxa" w:w="1624"/>
-            <w:shd w:fill="FFFFFF"/>
             <w:tcBorders>
               <w:top w:val="single" w:sz="4" w:color="D9D9D9"/>
               <w:bottom w:val="single" w:sz="4" w:color="D9D9D9"/>
               <w:left w:val="single" w:sz="4" w:color="D9D9D9"/>
               <w:right w:val="single" w:sz="4" w:color="D9D9D9"/>
             </w:tcBorders>
+            <w:shd w:fill="FFFFFF"/>
             <w:tcMar>
               <w:top w:w="85" w:type="dxa"/>
               <w:bottom w:w="85" w:type="dxa"/>
@@ -1250,13 +1250,13 @@
         <w:tc>
           <w:tcPr>
             <w:tcW w:type="dxa" w:w="1624"/>
-            <w:shd w:fill="FFFFFF"/>
             <w:tcBorders>
               <w:top w:val="single" w:sz="4" w:color="D9D9D9"/>
               <w:bottom w:val="single" w:sz="4" w:color="D9D9D9"/>
               <w:left w:val="single" w:sz="4" w:color="D9D9D9"/>
               <w:right w:val="single" w:sz="4" w:color="D9D9D9"/>
             </w:tcBorders>
+            <w:shd w:fill="FFFFFF"/>
             <w:tcMar>
               <w:top w:w="85" w:type="dxa"/>
               <w:bottom w:w="85" w:type="dxa"/>
@@ -1281,13 +1281,13 @@
         <w:tc>
           <w:tcPr>
             <w:tcW w:type="dxa" w:w="1624"/>
-            <w:shd w:fill="FFFFFF"/>
             <w:tcBorders>
               <w:top w:val="single" w:sz="4" w:color="D9D9D9"/>
               <w:bottom w:val="single" w:sz="4" w:color="D9D9D9"/>
               <w:left w:val="single" w:sz="4" w:color="D9D9D9"/>
               <w:right w:val="single" w:sz="4" w:color="D9D9D9"/>
             </w:tcBorders>
+            <w:shd w:fill="FFFFFF"/>
             <w:tcMar>
               <w:top w:w="85" w:type="dxa"/>
               <w:bottom w:w="85" w:type="dxa"/>
@@ -1314,13 +1314,13 @@
         <w:tc>
           <w:tcPr>
             <w:tcW w:type="dxa" w:w="2030"/>
-            <w:shd w:fill="F1F5F7"/>
             <w:tcBorders>
               <w:top w:val="single" w:sz="4" w:color="D9D9D9"/>
               <w:bottom w:val="single" w:sz="4" w:color="D9D9D9"/>
               <w:left w:val="single" w:sz="4" w:color="D9D9D9"/>
               <w:right w:val="single" w:sz="4" w:color="D9D9D9"/>
             </w:tcBorders>
+            <w:shd w:fill="F1F5F7"/>
             <w:tcMar>
               <w:top w:w="85" w:type="dxa"/>
               <w:bottom w:w="85" w:type="dxa"/>
@@ -1345,13 +1345,13 @@
         <w:tc>
           <w:tcPr>
             <w:tcW w:type="dxa" w:w="1624"/>
-            <w:shd w:fill="F1F5F7"/>
             <w:tcBorders>
               <w:top w:val="single" w:sz="4" w:color="D9D9D9"/>
               <w:bottom w:val="single" w:sz="4" w:color="D9D9D9"/>
               <w:left w:val="single" w:sz="4" w:color="D9D9D9"/>
               <w:right w:val="single" w:sz="4" w:color="D9D9D9"/>
             </w:tcBorders>
+            <w:shd w:fill="F1F5F7"/>
             <w:tcMar>
               <w:top w:w="85" w:type="dxa"/>
               <w:bottom w:w="85" w:type="dxa"/>
@@ -1376,13 +1376,13 @@
         <w:tc>
           <w:tcPr>
             <w:tcW w:type="dxa" w:w="1624"/>
-            <w:shd w:fill="F1F5F7"/>
             <w:tcBorders>
               <w:top w:val="single" w:sz="4" w:color="D9D9D9"/>
               <w:bottom w:val="single" w:sz="4" w:color="D9D9D9"/>
               <w:left w:val="single" w:sz="4" w:color="D9D9D9"/>
               <w:right w:val="single" w:sz="4" w:color="D9D9D9"/>
             </w:tcBorders>
+            <w:shd w:fill="F1F5F7"/>
             <w:tcMar>
               <w:top w:w="85" w:type="dxa"/>
               <w:bottom w:w="85" w:type="dxa"/>
@@ -1407,13 +1407,13 @@
         <w:tc>
           <w:tcPr>
             <w:tcW w:type="dxa" w:w="1624"/>
-            <w:shd w:fill="F1F5F7"/>
             <w:tcBorders>
               <w:top w:val="single" w:sz="4" w:color="D9D9D9"/>
               <w:bottom w:val="single" w:sz="4" w:color="D9D9D9"/>
               <w:left w:val="single" w:sz="4" w:color="D9D9D9"/>
               <w:right w:val="single" w:sz="4" w:color="D9D9D9"/>
             </w:tcBorders>
+            <w:shd w:fill="F1F5F7"/>
             <w:tcMar>
               <w:top w:w="85" w:type="dxa"/>
               <w:bottom w:w="85" w:type="dxa"/>
@@ -1438,13 +1438,13 @@
         <w:tc>
           <w:tcPr>
             <w:tcW w:type="dxa" w:w="1624"/>
-            <w:shd w:fill="F1F5F7"/>
             <w:tcBorders>
               <w:top w:val="single" w:sz="4" w:color="D9D9D9"/>
               <w:bottom w:val="single" w:sz="4" w:color="D9D9D9"/>
               <w:left w:val="single" w:sz="4" w:color="D9D9D9"/>
               <w:right w:val="single" w:sz="4" w:color="D9D9D9"/>
             </w:tcBorders>
+            <w:shd w:fill="F1F5F7"/>
             <w:tcMar>
               <w:top w:w="85" w:type="dxa"/>
               <w:bottom w:w="85" w:type="dxa"/>
@@ -1469,13 +1469,13 @@
         <w:tc>
           <w:tcPr>
             <w:tcW w:type="dxa" w:w="1624"/>
-            <w:shd w:fill="F1F5F7"/>
             <w:tcBorders>
               <w:top w:val="single" w:sz="4" w:color="D9D9D9"/>
               <w:bottom w:val="single" w:sz="4" w:color="D9D9D9"/>
               <w:left w:val="single" w:sz="4" w:color="D9D9D9"/>
               <w:right w:val="single" w:sz="4" w:color="D9D9D9"/>
             </w:tcBorders>
+            <w:shd w:fill="F1F5F7"/>
             <w:tcMar>
               <w:top w:w="85" w:type="dxa"/>
               <w:bottom w:w="85" w:type="dxa"/>
@@ -1743,13 +1743,13 @@
         <w:tc>
           <w:tcPr>
             <w:tcW w:type="dxa" w:w="2436"/>
-            <w:shd w:fill="142D40"/>
             <w:tcBorders>
               <w:top w:val="single" w:sz="4" w:color="D9D9D9"/>
               <w:bottom w:val="single" w:sz="4" w:color="D9D9D9"/>
               <w:left w:val="single" w:sz="4" w:color="D9D9D9"/>
               <w:right w:val="single" w:sz="4" w:color="D9D9D9"/>
             </w:tcBorders>
+            <w:shd w:fill="142D40"/>
             <w:tcMar>
               <w:top w:w="85" w:type="dxa"/>
               <w:bottom w:w="85" w:type="dxa"/>
@@ -1774,13 +1774,13 @@
         <w:tc>
           <w:tcPr>
             <w:tcW w:type="dxa" w:w="1421"/>
-            <w:shd w:fill="142D40"/>
             <w:tcBorders>
               <w:top w:val="single" w:sz="4" w:color="D9D9D9"/>
               <w:bottom w:val="single" w:sz="4" w:color="D9D9D9"/>
               <w:left w:val="single" w:sz="4" w:color="D9D9D9"/>
               <w:right w:val="single" w:sz="4" w:color="D9D9D9"/>
             </w:tcBorders>
+            <w:shd w:fill="142D40"/>
             <w:tcMar>
               <w:top w:w="85" w:type="dxa"/>
               <w:bottom w:w="85" w:type="dxa"/>
@@ -1805,13 +1805,13 @@
         <w:tc>
           <w:tcPr>
             <w:tcW w:type="dxa" w:w="1421"/>
-            <w:shd w:fill="142D40"/>
             <w:tcBorders>
               <w:top w:val="single" w:sz="4" w:color="D9D9D9"/>
               <w:bottom w:val="single" w:sz="4" w:color="D9D9D9"/>
               <w:left w:val="single" w:sz="4" w:color="D9D9D9"/>
               <w:right w:val="single" w:sz="4" w:color="D9D9D9"/>
             </w:tcBorders>
+            <w:shd w:fill="142D40"/>
             <w:tcMar>
               <w:top w:w="85" w:type="dxa"/>
               <w:bottom w:w="85" w:type="dxa"/>
@@ -1836,13 +1836,13 @@
         <w:tc>
           <w:tcPr>
             <w:tcW w:type="dxa" w:w="1726"/>
-            <w:shd w:fill="142D40"/>
             <w:tcBorders>
               <w:top w:val="single" w:sz="4" w:color="D9D9D9"/>
               <w:bottom w:val="single" w:sz="4" w:color="D9D9D9"/>
               <w:left w:val="single" w:sz="4" w:color="D9D9D9"/>
               <w:right w:val="single" w:sz="4" w:color="D9D9D9"/>
             </w:tcBorders>
+            <w:shd w:fill="142D40"/>
             <w:tcMar>
               <w:top w:w="85" w:type="dxa"/>
               <w:bottom w:w="85" w:type="dxa"/>
@@ -1867,13 +1867,13 @@
         <w:tc>
           <w:tcPr>
             <w:tcW w:type="dxa" w:w="1421"/>
-            <w:shd w:fill="142D40"/>
             <w:tcBorders>
               <w:top w:val="single" w:sz="4" w:color="D9D9D9"/>
               <w:bottom w:val="single" w:sz="4" w:color="D9D9D9"/>
               <w:left w:val="single" w:sz="4" w:color="D9D9D9"/>
               <w:right w:val="single" w:sz="4" w:color="D9D9D9"/>
             </w:tcBorders>
+            <w:shd w:fill="142D40"/>
             <w:tcMar>
               <w:top w:w="85" w:type="dxa"/>
               <w:bottom w:w="85" w:type="dxa"/>
@@ -1898,13 +1898,13 @@
         <w:tc>
           <w:tcPr>
             <w:tcW w:type="dxa" w:w="1726"/>
-            <w:shd w:fill="142D40"/>
             <w:tcBorders>
               <w:top w:val="single" w:sz="4" w:color="D9D9D9"/>
               <w:bottom w:val="single" w:sz="4" w:color="D9D9D9"/>
               <w:left w:val="single" w:sz="4" w:color="D9D9D9"/>
               <w:right w:val="single" w:sz="4" w:color="D9D9D9"/>
             </w:tcBorders>
+            <w:shd w:fill="142D40"/>
             <w:tcMar>
               <w:top w:w="85" w:type="dxa"/>
               <w:bottom w:w="85" w:type="dxa"/>
@@ -1931,13 +1931,13 @@
         <w:tc>
           <w:tcPr>
             <w:tcW w:type="dxa" w:w="2436"/>
-            <w:shd w:fill="FFFFFF"/>
             <w:tcBorders>
               <w:top w:val="single" w:sz="4" w:color="D9D9D9"/>
               <w:bottom w:val="single" w:sz="4" w:color="D9D9D9"/>
               <w:left w:val="single" w:sz="4" w:color="D9D9D9"/>
               <w:right w:val="single" w:sz="4" w:color="D9D9D9"/>
             </w:tcBorders>
+            <w:shd w:fill="FFFFFF"/>
             <w:tcMar>
               <w:top w:w="85" w:type="dxa"/>
               <w:bottom w:w="85" w:type="dxa"/>
@@ -1962,13 +1962,13 @@
         <w:tc>
           <w:tcPr>
             <w:tcW w:type="dxa" w:w="1421"/>
-            <w:shd w:fill="FFFFFF"/>
             <w:tcBorders>
               <w:top w:val="single" w:sz="4" w:color="D9D9D9"/>
               <w:bottom w:val="single" w:sz="4" w:color="D9D9D9"/>
               <w:left w:val="single" w:sz="4" w:color="D9D9D9"/>
               <w:right w:val="single" w:sz="4" w:color="D9D9D9"/>
             </w:tcBorders>
+            <w:shd w:fill="FFFFFF"/>
             <w:tcMar>
               <w:top w:w="85" w:type="dxa"/>
               <w:bottom w:w="85" w:type="dxa"/>
@@ -1993,13 +1993,13 @@
         <w:tc>
           <w:tcPr>
             <w:tcW w:type="dxa" w:w="1421"/>
-            <w:shd w:fill="FFFFFF"/>
             <w:tcBorders>
               <w:top w:val="single" w:sz="4" w:color="D9D9D9"/>
               <w:bottom w:val="single" w:sz="4" w:color="D9D9D9"/>
               <w:left w:val="single" w:sz="4" w:color="D9D9D9"/>
               <w:right w:val="single" w:sz="4" w:color="D9D9D9"/>
             </w:tcBorders>
+            <w:shd w:fill="FFFFFF"/>
             <w:tcMar>
               <w:top w:w="85" w:type="dxa"/>
               <w:bottom w:w="85" w:type="dxa"/>
@@ -2024,13 +2024,13 @@
         <w:tc>
           <w:tcPr>
             <w:tcW w:type="dxa" w:w="1726"/>
-            <w:shd w:fill="FFFFFF"/>
             <w:tcBorders>
               <w:top w:val="single" w:sz="4" w:color="D9D9D9"/>
               <w:bottom w:val="single" w:sz="4" w:color="D9D9D9"/>
               <w:left w:val="single" w:sz="4" w:color="D9D9D9"/>
               <w:right w:val="single" w:sz="4" w:color="D9D9D9"/>
             </w:tcBorders>
+            <w:shd w:fill="FFFFFF"/>
             <w:tcMar>
               <w:top w:w="85" w:type="dxa"/>
               <w:bottom w:w="85" w:type="dxa"/>
@@ -2054,13 +2054,13 @@
         <w:tc>
           <w:tcPr>
             <w:tcW w:type="dxa" w:w="1421"/>
-            <w:shd w:fill="FFFFFF"/>
             <w:tcBorders>
               <w:top w:val="single" w:sz="4" w:color="D9D9D9"/>
               <w:bottom w:val="single" w:sz="4" w:color="D9D9D9"/>
               <w:left w:val="single" w:sz="4" w:color="D9D9D9"/>
               <w:right w:val="single" w:sz="4" w:color="D9D9D9"/>
             </w:tcBorders>
+            <w:shd w:fill="FFFFFF"/>
             <w:tcMar>
               <w:top w:w="85" w:type="dxa"/>
               <w:bottom w:w="85" w:type="dxa"/>
@@ -2085,13 +2085,13 @@
         <w:tc>
           <w:tcPr>
             <w:tcW w:type="dxa" w:w="1726"/>
-            <w:shd w:fill="FFFFFF"/>
             <w:tcBorders>
               <w:top w:val="single" w:sz="4" w:color="D9D9D9"/>
               <w:bottom w:val="single" w:sz="4" w:color="D9D9D9"/>
               <w:left w:val="single" w:sz="4" w:color="D9D9D9"/>
               <w:right w:val="single" w:sz="4" w:color="D9D9D9"/>
             </w:tcBorders>
+            <w:shd w:fill="FFFFFF"/>
             <w:tcMar>
               <w:top w:w="85" w:type="dxa"/>
               <w:bottom w:w="85" w:type="dxa"/>
@@ -2117,13 +2117,13 @@
         <w:tc>
           <w:tcPr>
             <w:tcW w:type="dxa" w:w="2436"/>
-            <w:shd w:fill="F1F5F7"/>
             <w:tcBorders>
               <w:top w:val="single" w:sz="4" w:color="D9D9D9"/>
               <w:bottom w:val="single" w:sz="4" w:color="D9D9D9"/>
               <w:left w:val="single" w:sz="4" w:color="D9D9D9"/>
               <w:right w:val="single" w:sz="4" w:color="D9D9D9"/>
             </w:tcBorders>
+            <w:shd w:fill="F1F5F7"/>
             <w:tcMar>
               <w:top w:w="85" w:type="dxa"/>
               <w:bottom w:w="85" w:type="dxa"/>
@@ -2148,13 +2148,13 @@
         <w:tc>
           <w:tcPr>
             <w:tcW w:type="dxa" w:w="1421"/>
-            <w:shd w:fill="F1F5F7"/>
             <w:tcBorders>
               <w:top w:val="single" w:sz="4" w:color="D9D9D9"/>
               <w:bottom w:val="single" w:sz="4" w:color="D9D9D9"/>
               <w:left w:val="single" w:sz="4" w:color="D9D9D9"/>
               <w:right w:val="single" w:sz="4" w:color="D9D9D9"/>
             </w:tcBorders>
+            <w:shd w:fill="F1F5F7"/>
             <w:tcMar>
               <w:top w:w="85" w:type="dxa"/>
               <w:bottom w:w="85" w:type="dxa"/>
@@ -2179,13 +2179,13 @@
         <w:tc>
           <w:tcPr>
             <w:tcW w:type="dxa" w:w="1421"/>
-            <w:shd w:fill="F1F5F7"/>
             <w:tcBorders>
               <w:top w:val="single" w:sz="4" w:color="D9D9D9"/>
               <w:bottom w:val="single" w:sz="4" w:color="D9D9D9"/>
               <w:left w:val="single" w:sz="4" w:color="D9D9D9"/>
               <w:right w:val="single" w:sz="4" w:color="D9D9D9"/>
             </w:tcBorders>
+            <w:shd w:fill="F1F5F7"/>
             <w:tcMar>
               <w:top w:w="85" w:type="dxa"/>
               <w:bottom w:w="85" w:type="dxa"/>
@@ -2210,13 +2210,13 @@
         <w:tc>
           <w:tcPr>
             <w:tcW w:type="dxa" w:w="1726"/>
-            <w:shd w:fill="F1F5F7"/>
             <w:tcBorders>
               <w:top w:val="single" w:sz="4" w:color="D9D9D9"/>
               <w:bottom w:val="single" w:sz="4" w:color="D9D9D9"/>
               <w:left w:val="single" w:sz="4" w:color="D9D9D9"/>
               <w:right w:val="single" w:sz="4" w:color="D9D9D9"/>
             </w:tcBorders>
+            <w:shd w:fill="F1F5F7"/>
             <w:tcMar>
               <w:top w:w="85" w:type="dxa"/>
               <w:bottom w:w="85" w:type="dxa"/>
@@ -2240,13 +2240,13 @@
         <w:tc>
           <w:tcPr>
             <w:tcW w:type="dxa" w:w="1421"/>
-            <w:shd w:fill="F1F5F7"/>
             <w:tcBorders>
               <w:top w:val="single" w:sz="4" w:color="D9D9D9"/>
               <w:bottom w:val="single" w:sz="4" w:color="D9D9D9"/>
               <w:left w:val="single" w:sz="4" w:color="D9D9D9"/>
               <w:right w:val="single" w:sz="4" w:color="D9D9D9"/>
             </w:tcBorders>
+            <w:shd w:fill="F1F5F7"/>
             <w:tcMar>
               <w:top w:w="85" w:type="dxa"/>
               <w:bottom w:w="85" w:type="dxa"/>
@@ -2271,13 +2271,13 @@
         <w:tc>
           <w:tcPr>
             <w:tcW w:type="dxa" w:w="1726"/>
-            <w:shd w:fill="F1F5F7"/>
             <w:tcBorders>
               <w:top w:val="single" w:sz="4" w:color="D9D9D9"/>
               <w:bottom w:val="single" w:sz="4" w:color="D9D9D9"/>
               <w:left w:val="single" w:sz="4" w:color="D9D9D9"/>
               <w:right w:val="single" w:sz="4" w:color="D9D9D9"/>
             </w:tcBorders>
+            <w:shd w:fill="F1F5F7"/>
             <w:tcMar>
               <w:top w:w="85" w:type="dxa"/>
               <w:bottom w:w="85" w:type="dxa"/>
@@ -2303,13 +2303,13 @@
         <w:tc>
           <w:tcPr>
             <w:tcW w:type="dxa" w:w="2436"/>
-            <w:shd w:fill="FFFFFF"/>
             <w:tcBorders>
               <w:top w:val="single" w:sz="4" w:color="D9D9D9"/>
               <w:bottom w:val="single" w:sz="4" w:color="D9D9D9"/>
               <w:left w:val="single" w:sz="4" w:color="D9D9D9"/>
               <w:right w:val="single" w:sz="4" w:color="D9D9D9"/>
             </w:tcBorders>
+            <w:shd w:fill="FFFFFF"/>
             <w:tcMar>
               <w:top w:w="85" w:type="dxa"/>
               <w:bottom w:w="85" w:type="dxa"/>
@@ -2334,13 +2334,13 @@
         <w:tc>
           <w:tcPr>
             <w:tcW w:type="dxa" w:w="1421"/>
-            <w:shd w:fill="FFFFFF"/>
             <w:tcBorders>
               <w:top w:val="single" w:sz="4" w:color="D9D9D9"/>
               <w:bottom w:val="single" w:sz="4" w:color="D9D9D9"/>
               <w:left w:val="single" w:sz="4" w:color="D9D9D9"/>
               <w:right w:val="single" w:sz="4" w:color="D9D9D9"/>
             </w:tcBorders>
+            <w:shd w:fill="FFFFFF"/>
             <w:tcMar>
               <w:top w:w="85" w:type="dxa"/>
               <w:bottom w:w="85" w:type="dxa"/>
@@ -2365,13 +2365,13 @@
         <w:tc>
           <w:tcPr>
             <w:tcW w:type="dxa" w:w="1421"/>
-            <w:shd w:fill="FFFFFF"/>
             <w:tcBorders>
               <w:top w:val="single" w:sz="4" w:color="D9D9D9"/>
               <w:bottom w:val="single" w:sz="4" w:color="D9D9D9"/>
               <w:left w:val="single" w:sz="4" w:color="D9D9D9"/>
               <w:right w:val="single" w:sz="4" w:color="D9D9D9"/>
             </w:tcBorders>
+            <w:shd w:fill="FFFFFF"/>
             <w:tcMar>
               <w:top w:w="85" w:type="dxa"/>
               <w:bottom w:w="85" w:type="dxa"/>
@@ -2396,13 +2396,13 @@
         <w:tc>
           <w:tcPr>
             <w:tcW w:type="dxa" w:w="1726"/>
-            <w:shd w:fill="FFFFFF"/>
             <w:tcBorders>
               <w:top w:val="single" w:sz="4" w:color="D9D9D9"/>
               <w:bottom w:val="single" w:sz="4" w:color="D9D9D9"/>
               <w:left w:val="single" w:sz="4" w:color="D9D9D9"/>
               <w:right w:val="single" w:sz="4" w:color="D9D9D9"/>
             </w:tcBorders>
+            <w:shd w:fill="FFFFFF"/>
             <w:tcMar>
               <w:top w:w="85" w:type="dxa"/>
               <w:bottom w:w="85" w:type="dxa"/>
@@ -2426,13 +2426,13 @@
         <w:tc>
           <w:tcPr>
             <w:tcW w:type="dxa" w:w="1421"/>
-            <w:shd w:fill="FFFFFF"/>
             <w:tcBorders>
               <w:top w:val="single" w:sz="4" w:color="D9D9D9"/>
               <w:bottom w:val="single" w:sz="4" w:color="D9D9D9"/>
               <w:left w:val="single" w:sz="4" w:color="D9D9D9"/>
               <w:right w:val="single" w:sz="4" w:color="D9D9D9"/>
             </w:tcBorders>
+            <w:shd w:fill="FFFFFF"/>
             <w:tcMar>
               <w:top w:w="85" w:type="dxa"/>
               <w:bottom w:w="85" w:type="dxa"/>
@@ -2457,13 +2457,13 @@
         <w:tc>
           <w:tcPr>
             <w:tcW w:type="dxa" w:w="1726"/>
-            <w:shd w:fill="FFFFFF"/>
             <w:tcBorders>
               <w:top w:val="single" w:sz="4" w:color="D9D9D9"/>
               <w:bottom w:val="single" w:sz="4" w:color="D9D9D9"/>
               <w:left w:val="single" w:sz="4" w:color="D9D9D9"/>
               <w:right w:val="single" w:sz="4" w:color="D9D9D9"/>
             </w:tcBorders>
+            <w:shd w:fill="FFFFFF"/>
             <w:tcMar>
               <w:top w:w="85" w:type="dxa"/>
               <w:bottom w:w="85" w:type="dxa"/>
@@ -2489,13 +2489,13 @@
         <w:tc>
           <w:tcPr>
             <w:tcW w:type="dxa" w:w="2436"/>
-            <w:shd w:fill="F1F5F7"/>
             <w:tcBorders>
               <w:top w:val="single" w:sz="4" w:color="D9D9D9"/>
               <w:bottom w:val="single" w:sz="4" w:color="D9D9D9"/>
               <w:left w:val="single" w:sz="4" w:color="D9D9D9"/>
               <w:right w:val="single" w:sz="4" w:color="D9D9D9"/>
             </w:tcBorders>
+            <w:shd w:fill="F1F5F7"/>
             <w:tcMar>
               <w:top w:w="85" w:type="dxa"/>
               <w:bottom w:w="85" w:type="dxa"/>
@@ -2520,13 +2520,13 @@
         <w:tc>
           <w:tcPr>
             <w:tcW w:type="dxa" w:w="1421"/>
-            <w:shd w:fill="F1F5F7"/>
             <w:tcBorders>
               <w:top w:val="single" w:sz="4" w:color="D9D9D9"/>
               <w:bottom w:val="single" w:sz="4" w:color="D9D9D9"/>
               <w:left w:val="single" w:sz="4" w:color="D9D9D9"/>
               <w:right w:val="single" w:sz="4" w:color="D9D9D9"/>
             </w:tcBorders>
+            <w:shd w:fill="F1F5F7"/>
             <w:tcMar>
               <w:top w:w="85" w:type="dxa"/>
               <w:bottom w:w="85" w:type="dxa"/>
@@ -2551,13 +2551,13 @@
         <w:tc>
           <w:tcPr>
             <w:tcW w:type="dxa" w:w="1421"/>
-            <w:shd w:fill="F1F5F7"/>
             <w:tcBorders>
               <w:top w:val="single" w:sz="4" w:color="D9D9D9"/>
               <w:bottom w:val="single" w:sz="4" w:color="D9D9D9"/>
               <w:left w:val="single" w:sz="4" w:color="D9D9D9"/>
               <w:right w:val="single" w:sz="4" w:color="D9D9D9"/>
             </w:tcBorders>
+            <w:shd w:fill="F1F5F7"/>
             <w:tcMar>
               <w:top w:w="85" w:type="dxa"/>
               <w:bottom w:w="85" w:type="dxa"/>
@@ -2582,13 +2582,13 @@
         <w:tc>
           <w:tcPr>
             <w:tcW w:type="dxa" w:w="1726"/>
-            <w:shd w:fill="F1F5F7"/>
             <w:tcBorders>
               <w:top w:val="single" w:sz="4" w:color="D9D9D9"/>
               <w:bottom w:val="single" w:sz="4" w:color="D9D9D9"/>
               <w:left w:val="single" w:sz="4" w:color="D9D9D9"/>
               <w:right w:val="single" w:sz="4" w:color="D9D9D9"/>
             </w:tcBorders>
+            <w:shd w:fill="F1F5F7"/>
             <w:tcMar>
               <w:top w:w="85" w:type="dxa"/>
               <w:bottom w:w="85" w:type="dxa"/>
@@ -2612,13 +2612,13 @@
         <w:tc>
           <w:tcPr>
             <w:tcW w:type="dxa" w:w="1421"/>
-            <w:shd w:fill="F1F5F7"/>
             <w:tcBorders>
               <w:top w:val="single" w:sz="4" w:color="D9D9D9"/>
               <w:bottom w:val="single" w:sz="4" w:color="D9D9D9"/>
               <w:left w:val="single" w:sz="4" w:color="D9D9D9"/>
               <w:right w:val="single" w:sz="4" w:color="D9D9D9"/>
             </w:tcBorders>
+            <w:shd w:fill="F1F5F7"/>
             <w:tcMar>
               <w:top w:w="85" w:type="dxa"/>
               <w:bottom w:w="85" w:type="dxa"/>
@@ -2643,13 +2643,13 @@
         <w:tc>
           <w:tcPr>
             <w:tcW w:type="dxa" w:w="1726"/>
-            <w:shd w:fill="F1F5F7"/>
             <w:tcBorders>
               <w:top w:val="single" w:sz="4" w:color="D9D9D9"/>
               <w:bottom w:val="single" w:sz="4" w:color="D9D9D9"/>
               <w:left w:val="single" w:sz="4" w:color="D9D9D9"/>
               <w:right w:val="single" w:sz="4" w:color="D9D9D9"/>
             </w:tcBorders>
+            <w:shd w:fill="F1F5F7"/>
             <w:tcMar>
               <w:top w:w="85" w:type="dxa"/>
               <w:bottom w:w="85" w:type="dxa"/>
@@ -2675,13 +2675,13 @@
         <w:tc>
           <w:tcPr>
             <w:tcW w:type="dxa" w:w="2436"/>
-            <w:shd w:fill="FFFFFF"/>
             <w:tcBorders>
               <w:top w:val="single" w:sz="4" w:color="D9D9D9"/>
               <w:bottom w:val="single" w:sz="4" w:color="D9D9D9"/>
               <w:left w:val="single" w:sz="4" w:color="D9D9D9"/>
               <w:right w:val="single" w:sz="4" w:color="D9D9D9"/>
             </w:tcBorders>
+            <w:shd w:fill="FFFFFF"/>
             <w:tcMar>
               <w:top w:w="85" w:type="dxa"/>
               <w:bottom w:w="85" w:type="dxa"/>
@@ -2706,13 +2706,13 @@
         <w:tc>
           <w:tcPr>
             <w:tcW w:type="dxa" w:w="1421"/>
-            <w:shd w:fill="FFFFFF"/>
             <w:tcBorders>
               <w:top w:val="single" w:sz="4" w:color="D9D9D9"/>
               <w:bottom w:val="single" w:sz="4" w:color="D9D9D9"/>
               <w:left w:val="single" w:sz="4" w:color="D9D9D9"/>
               <w:right w:val="single" w:sz="4" w:color="D9D9D9"/>
             </w:tcBorders>
+            <w:shd w:fill="FFFFFF"/>
             <w:tcMar>
               <w:top w:w="85" w:type="dxa"/>
               <w:bottom w:w="85" w:type="dxa"/>
@@ -2736,13 +2736,13 @@
         <w:tc>
           <w:tcPr>
             <w:tcW w:type="dxa" w:w="1421"/>
-            <w:shd w:fill="FFFFFF"/>
             <w:tcBorders>
               <w:top w:val="single" w:sz="4" w:color="D9D9D9"/>
               <w:bottom w:val="single" w:sz="4" w:color="D9D9D9"/>
               <w:left w:val="single" w:sz="4" w:color="D9D9D9"/>
               <w:right w:val="single" w:sz="4" w:color="D9D9D9"/>
             </w:tcBorders>
+            <w:shd w:fill="FFFFFF"/>
             <w:tcMar>
               <w:top w:w="85" w:type="dxa"/>
               <w:bottom w:w="85" w:type="dxa"/>
@@ -2766,13 +2766,13 @@
         <w:tc>
           <w:tcPr>
             <w:tcW w:type="dxa" w:w="1726"/>
-            <w:shd w:fill="FFFFFF"/>
             <w:tcBorders>
               <w:top w:val="single" w:sz="4" w:color="D9D9D9"/>
               <w:bottom w:val="single" w:sz="4" w:color="D9D9D9"/>
               <w:left w:val="single" w:sz="4" w:color="D9D9D9"/>
               <w:right w:val="single" w:sz="4" w:color="D9D9D9"/>
             </w:tcBorders>
+            <w:shd w:fill="FFFFFF"/>
             <w:tcMar>
               <w:top w:w="85" w:type="dxa"/>
               <w:bottom w:w="85" w:type="dxa"/>
@@ -2796,13 +2796,13 @@
         <w:tc>
           <w:tcPr>
             <w:tcW w:type="dxa" w:w="1421"/>
-            <w:shd w:fill="FFFFFF"/>
             <w:tcBorders>
               <w:top w:val="single" w:sz="4" w:color="D9D9D9"/>
               <w:bottom w:val="single" w:sz="4" w:color="D9D9D9"/>
               <w:left w:val="single" w:sz="4" w:color="D9D9D9"/>
               <w:right w:val="single" w:sz="4" w:color="D9D9D9"/>
             </w:tcBorders>
+            <w:shd w:fill="FFFFFF"/>
             <w:tcMar>
               <w:top w:w="85" w:type="dxa"/>
               <w:bottom w:w="85" w:type="dxa"/>
@@ -2826,13 +2826,13 @@
         <w:tc>
           <w:tcPr>
             <w:tcW w:type="dxa" w:w="1726"/>
-            <w:shd w:fill="FFFFFF"/>
             <w:tcBorders>
               <w:top w:val="single" w:sz="4" w:color="D9D9D9"/>
               <w:bottom w:val="single" w:sz="4" w:color="D9D9D9"/>
               <w:left w:val="single" w:sz="4" w:color="D9D9D9"/>
               <w:right w:val="single" w:sz="4" w:color="D9D9D9"/>
             </w:tcBorders>
+            <w:shd w:fill="FFFFFF"/>
             <w:tcMar>
               <w:top w:w="85" w:type="dxa"/>
               <w:bottom w:w="85" w:type="dxa"/>
@@ -2858,13 +2858,13 @@
         <w:tc>
           <w:tcPr>
             <w:tcW w:type="dxa" w:w="2436"/>
-            <w:shd w:fill="F1F5F7"/>
             <w:tcBorders>
               <w:top w:val="single" w:sz="4" w:color="D9D9D9"/>
               <w:bottom w:val="single" w:sz="4" w:color="D9D9D9"/>
               <w:left w:val="single" w:sz="4" w:color="D9D9D9"/>
               <w:right w:val="single" w:sz="4" w:color="D9D9D9"/>
             </w:tcBorders>
+            <w:shd w:fill="F1F5F7"/>
             <w:tcMar>
               <w:top w:w="85" w:type="dxa"/>
               <w:bottom w:w="85" w:type="dxa"/>
@@ -2889,13 +2889,13 @@
         <w:tc>
           <w:tcPr>
             <w:tcW w:type="dxa" w:w="1421"/>
-            <w:shd w:fill="F1F5F7"/>
             <w:tcBorders>
               <w:top w:val="single" w:sz="4" w:color="D9D9D9"/>
               <w:bottom w:val="single" w:sz="4" w:color="D9D9D9"/>
               <w:left w:val="single" w:sz="4" w:color="D9D9D9"/>
               <w:right w:val="single" w:sz="4" w:color="D9D9D9"/>
             </w:tcBorders>
+            <w:shd w:fill="F1F5F7"/>
             <w:tcMar>
               <w:top w:w="85" w:type="dxa"/>
               <w:bottom w:w="85" w:type="dxa"/>
@@ -2919,13 +2919,13 @@
         <w:tc>
           <w:tcPr>
             <w:tcW w:type="dxa" w:w="1421"/>
-            <w:shd w:fill="F1F5F7"/>
             <w:tcBorders>
               <w:top w:val="single" w:sz="4" w:color="D9D9D9"/>
               <w:bottom w:val="single" w:sz="4" w:color="D9D9D9"/>
               <w:left w:val="single" w:sz="4" w:color="D9D9D9"/>
               <w:right w:val="single" w:sz="4" w:color="D9D9D9"/>
             </w:tcBorders>
+            <w:shd w:fill="F1F5F7"/>
             <w:tcMar>
               <w:top w:w="85" w:type="dxa"/>
               <w:bottom w:w="85" w:type="dxa"/>
@@ -2949,13 +2949,13 @@
         <w:tc>
           <w:tcPr>
             <w:tcW w:type="dxa" w:w="1726"/>
-            <w:shd w:fill="F1F5F7"/>
             <w:tcBorders>
               <w:top w:val="single" w:sz="4" w:color="D9D9D9"/>
               <w:bottom w:val="single" w:sz="4" w:color="D9D9D9"/>
               <w:left w:val="single" w:sz="4" w:color="D9D9D9"/>
               <w:right w:val="single" w:sz="4" w:color="D9D9D9"/>
             </w:tcBorders>
+            <w:shd w:fill="F1F5F7"/>
             <w:tcMar>
               <w:top w:w="85" w:type="dxa"/>
               <w:bottom w:w="85" w:type="dxa"/>
@@ -2980,13 +2980,13 @@
         <w:tc>
           <w:tcPr>
             <w:tcW w:type="dxa" w:w="1421"/>
-            <w:shd w:fill="F1F5F7"/>
             <w:tcBorders>
               <w:top w:val="single" w:sz="4" w:color="D9D9D9"/>
               <w:bottom w:val="single" w:sz="4" w:color="D9D9D9"/>
               <w:left w:val="single" w:sz="4" w:color="D9D9D9"/>
               <w:right w:val="single" w:sz="4" w:color="D9D9D9"/>
             </w:tcBorders>
+            <w:shd w:fill="F1F5F7"/>
             <w:tcMar>
               <w:top w:w="85" w:type="dxa"/>
               <w:bottom w:w="85" w:type="dxa"/>
@@ -3010,13 +3010,13 @@
         <w:tc>
           <w:tcPr>
             <w:tcW w:type="dxa" w:w="1726"/>
-            <w:shd w:fill="F1F5F7"/>
             <w:tcBorders>
               <w:top w:val="single" w:sz="4" w:color="D9D9D9"/>
               <w:bottom w:val="single" w:sz="4" w:color="D9D9D9"/>
               <w:left w:val="single" w:sz="4" w:color="D9D9D9"/>
               <w:right w:val="single" w:sz="4" w:color="D9D9D9"/>
             </w:tcBorders>
+            <w:shd w:fill="F1F5F7"/>
             <w:tcMar>
               <w:top w:w="85" w:type="dxa"/>
               <w:bottom w:w="85" w:type="dxa"/>
@@ -3043,13 +3043,13 @@
         <w:tc>
           <w:tcPr>
             <w:tcW w:type="dxa" w:w="2436"/>
-            <w:shd w:fill="FFFFFF"/>
             <w:tcBorders>
               <w:top w:val="single" w:sz="4" w:color="D9D9D9"/>
               <w:bottom w:val="single" w:sz="4" w:color="D9D9D9"/>
               <w:left w:val="single" w:sz="4" w:color="D9D9D9"/>
               <w:right w:val="single" w:sz="4" w:color="D9D9D9"/>
             </w:tcBorders>
+            <w:shd w:fill="FFFFFF"/>
             <w:tcMar>
               <w:top w:w="85" w:type="dxa"/>
               <w:bottom w:w="85" w:type="dxa"/>
@@ -3074,13 +3074,13 @@
         <w:tc>
           <w:tcPr>
             <w:tcW w:type="dxa" w:w="1421"/>
-            <w:shd w:fill="FFFFFF"/>
             <w:tcBorders>
               <w:top w:val="single" w:sz="4" w:color="D9D9D9"/>
               <w:bottom w:val="single" w:sz="4" w:color="D9D9D9"/>
               <w:left w:val="single" w:sz="4" w:color="D9D9D9"/>
               <w:right w:val="single" w:sz="4" w:color="D9D9D9"/>
             </w:tcBorders>
+            <w:shd w:fill="FFFFFF"/>
             <w:tcMar>
               <w:top w:w="85" w:type="dxa"/>
               <w:bottom w:w="85" w:type="dxa"/>
@@ -3104,13 +3104,13 @@
         <w:tc>
           <w:tcPr>
             <w:tcW w:type="dxa" w:w="1421"/>
-            <w:shd w:fill="FFFFFF"/>
             <w:tcBorders>
               <w:top w:val="single" w:sz="4" w:color="D9D9D9"/>
               <w:bottom w:val="single" w:sz="4" w:color="D9D9D9"/>
               <w:left w:val="single" w:sz="4" w:color="D9D9D9"/>
               <w:right w:val="single" w:sz="4" w:color="D9D9D9"/>
             </w:tcBorders>
+            <w:shd w:fill="FFFFFF"/>
             <w:tcMar>
               <w:top w:w="85" w:type="dxa"/>
               <w:bottom w:w="85" w:type="dxa"/>
@@ -3134,13 +3134,13 @@
         <w:tc>
           <w:tcPr>
             <w:tcW w:type="dxa" w:w="1726"/>
-            <w:shd w:fill="FFFFFF"/>
             <w:tcBorders>
               <w:top w:val="single" w:sz="4" w:color="D9D9D9"/>
               <w:bottom w:val="single" w:sz="4" w:color="D9D9D9"/>
               <w:left w:val="single" w:sz="4" w:color="D9D9D9"/>
               <w:right w:val="single" w:sz="4" w:color="D9D9D9"/>
             </w:tcBorders>
+            <w:shd w:fill="FFFFFF"/>
             <w:tcMar>
               <w:top w:w="85" w:type="dxa"/>
               <w:bottom w:w="85" w:type="dxa"/>
@@ -3164,13 +3164,13 @@
         <w:tc>
           <w:tcPr>
             <w:tcW w:type="dxa" w:w="1421"/>
-            <w:shd w:fill="FFFFFF"/>
             <w:tcBorders>
               <w:top w:val="single" w:sz="4" w:color="D9D9D9"/>
               <w:bottom w:val="single" w:sz="4" w:color="D9D9D9"/>
               <w:left w:val="single" w:sz="4" w:color="D9D9D9"/>
               <w:right w:val="single" w:sz="4" w:color="D9D9D9"/>
             </w:tcBorders>
+            <w:shd w:fill="FFFFFF"/>
             <w:tcMar>
               <w:top w:w="85" w:type="dxa"/>
               <w:bottom w:w="85" w:type="dxa"/>
@@ -3194,13 +3194,13 @@
         <w:tc>
           <w:tcPr>
             <w:tcW w:type="dxa" w:w="1726"/>
-            <w:shd w:fill="FFFFFF"/>
             <w:tcBorders>
               <w:top w:val="single" w:sz="4" w:color="D9D9D9"/>
               <w:bottom w:val="single" w:sz="4" w:color="D9D9D9"/>
               <w:left w:val="single" w:sz="4" w:color="D9D9D9"/>
               <w:right w:val="single" w:sz="4" w:color="D9D9D9"/>
             </w:tcBorders>
+            <w:shd w:fill="FFFFFF"/>
             <w:tcMar>
               <w:top w:w="85" w:type="dxa"/>
               <w:bottom w:w="85" w:type="dxa"/>

--- a/resources/a-level-business-investment-appraisal-bike-hire/A-Level-Business-Investment-Appraisal-Bike-Hire-Student.docx
+++ b/resources/a-level-business-investment-appraisal-bike-hire/A-Level-Business-Investment-Appraisal-Bike-Hire-Student.docx
@@ -50,15 +50,15 @@
             <w:tcW w:type="dxa" w:w="4061"/>
             <w:tcBorders>
               <w:top w:val="single" w:sz="4" w:color="D9D9D9"/>
+              <w:left w:val="single" w:sz="4" w:color="D9D9D9"/>
               <w:bottom w:val="single" w:sz="4" w:color="D9D9D9"/>
-              <w:left w:val="single" w:sz="4" w:color="D9D9D9"/>
               <w:right w:val="single" w:sz="4" w:color="D9D9D9"/>
             </w:tcBorders>
             <w:shd w:fill="142D40"/>
             <w:tcMar>
               <w:top w:w="85" w:type="dxa"/>
+              <w:left w:w="85" w:type="dxa"/>
               <w:bottom w:w="85" w:type="dxa"/>
-              <w:left w:w="85" w:type="dxa"/>
               <w:right w:w="85" w:type="dxa"/>
             </w:tcMar>
           </w:tcPr>
@@ -81,15 +81,15 @@
             <w:tcW w:type="dxa" w:w="3046"/>
             <w:tcBorders>
               <w:top w:val="single" w:sz="4" w:color="D9D9D9"/>
+              <w:left w:val="single" w:sz="4" w:color="D9D9D9"/>
               <w:bottom w:val="single" w:sz="4" w:color="D9D9D9"/>
-              <w:left w:val="single" w:sz="4" w:color="D9D9D9"/>
               <w:right w:val="single" w:sz="4" w:color="D9D9D9"/>
             </w:tcBorders>
             <w:shd w:fill="142D40"/>
             <w:tcMar>
               <w:top w:w="85" w:type="dxa"/>
+              <w:left w:w="85" w:type="dxa"/>
               <w:bottom w:w="85" w:type="dxa"/>
-              <w:left w:w="85" w:type="dxa"/>
               <w:right w:w="85" w:type="dxa"/>
             </w:tcMar>
           </w:tcPr>
@@ -112,15 +112,15 @@
             <w:tcW w:type="dxa" w:w="3046"/>
             <w:tcBorders>
               <w:top w:val="single" w:sz="4" w:color="D9D9D9"/>
+              <w:left w:val="single" w:sz="4" w:color="D9D9D9"/>
               <w:bottom w:val="single" w:sz="4" w:color="D9D9D9"/>
-              <w:left w:val="single" w:sz="4" w:color="D9D9D9"/>
               <w:right w:val="single" w:sz="4" w:color="D9D9D9"/>
             </w:tcBorders>
             <w:shd w:fill="142D40"/>
             <w:tcMar>
               <w:top w:w="85" w:type="dxa"/>
+              <w:left w:w="85" w:type="dxa"/>
               <w:bottom w:w="85" w:type="dxa"/>
-              <w:left w:w="85" w:type="dxa"/>
               <w:right w:w="85" w:type="dxa"/>
             </w:tcMar>
           </w:tcPr>
@@ -145,15 +145,15 @@
             <w:tcW w:type="dxa" w:w="4061"/>
             <w:tcBorders>
               <w:top w:val="single" w:sz="4" w:color="D9D9D9"/>
+              <w:left w:val="single" w:sz="4" w:color="D9D9D9"/>
               <w:bottom w:val="single" w:sz="4" w:color="D9D9D9"/>
-              <w:left w:val="single" w:sz="4" w:color="D9D9D9"/>
               <w:right w:val="single" w:sz="4" w:color="D9D9D9"/>
             </w:tcBorders>
             <w:shd w:fill="FFFFFF"/>
             <w:tcMar>
               <w:top w:w="85" w:type="dxa"/>
+              <w:left w:w="85" w:type="dxa"/>
               <w:bottom w:w="85" w:type="dxa"/>
-              <w:left w:w="85" w:type="dxa"/>
               <w:right w:w="85" w:type="dxa"/>
             </w:tcMar>
           </w:tcPr>
@@ -176,15 +176,15 @@
             <w:tcW w:type="dxa" w:w="3046"/>
             <w:tcBorders>
               <w:top w:val="single" w:sz="4" w:color="D9D9D9"/>
+              <w:left w:val="single" w:sz="4" w:color="D9D9D9"/>
               <w:bottom w:val="single" w:sz="4" w:color="D9D9D9"/>
-              <w:left w:val="single" w:sz="4" w:color="D9D9D9"/>
               <w:right w:val="single" w:sz="4" w:color="D9D9D9"/>
             </w:tcBorders>
             <w:shd w:fill="FFFFFF"/>
             <w:tcMar>
               <w:top w:w="85" w:type="dxa"/>
+              <w:left w:w="85" w:type="dxa"/>
               <w:bottom w:w="85" w:type="dxa"/>
-              <w:left w:w="85" w:type="dxa"/>
               <w:right w:w="85" w:type="dxa"/>
             </w:tcMar>
           </w:tcPr>
@@ -207,15 +207,15 @@
             <w:tcW w:type="dxa" w:w="3046"/>
             <w:tcBorders>
               <w:top w:val="single" w:sz="4" w:color="D9D9D9"/>
+              <w:left w:val="single" w:sz="4" w:color="D9D9D9"/>
               <w:bottom w:val="single" w:sz="4" w:color="D9D9D9"/>
-              <w:left w:val="single" w:sz="4" w:color="D9D9D9"/>
               <w:right w:val="single" w:sz="4" w:color="D9D9D9"/>
             </w:tcBorders>
             <w:shd w:fill="FFFFFF"/>
             <w:tcMar>
               <w:top w:w="85" w:type="dxa"/>
+              <w:left w:w="85" w:type="dxa"/>
               <w:bottom w:w="85" w:type="dxa"/>
-              <w:left w:w="85" w:type="dxa"/>
               <w:right w:w="85" w:type="dxa"/>
             </w:tcMar>
           </w:tcPr>
@@ -240,15 +240,15 @@
             <w:tcW w:type="dxa" w:w="4061"/>
             <w:tcBorders>
               <w:top w:val="single" w:sz="4" w:color="D9D9D9"/>
+              <w:left w:val="single" w:sz="4" w:color="D9D9D9"/>
               <w:bottom w:val="single" w:sz="4" w:color="D9D9D9"/>
-              <w:left w:val="single" w:sz="4" w:color="D9D9D9"/>
               <w:right w:val="single" w:sz="4" w:color="D9D9D9"/>
             </w:tcBorders>
             <w:shd w:fill="F1F5F7"/>
             <w:tcMar>
               <w:top w:w="85" w:type="dxa"/>
+              <w:left w:w="85" w:type="dxa"/>
               <w:bottom w:w="85" w:type="dxa"/>
-              <w:left w:w="85" w:type="dxa"/>
               <w:right w:w="85" w:type="dxa"/>
             </w:tcMar>
           </w:tcPr>
@@ -271,15 +271,15 @@
             <w:tcW w:type="dxa" w:w="3046"/>
             <w:tcBorders>
               <w:top w:val="single" w:sz="4" w:color="D9D9D9"/>
+              <w:left w:val="single" w:sz="4" w:color="D9D9D9"/>
               <w:bottom w:val="single" w:sz="4" w:color="D9D9D9"/>
-              <w:left w:val="single" w:sz="4" w:color="D9D9D9"/>
               <w:right w:val="single" w:sz="4" w:color="D9D9D9"/>
             </w:tcBorders>
             <w:shd w:fill="F1F5F7"/>
             <w:tcMar>
               <w:top w:w="85" w:type="dxa"/>
+              <w:left w:w="85" w:type="dxa"/>
               <w:bottom w:w="85" w:type="dxa"/>
-              <w:left w:w="85" w:type="dxa"/>
               <w:right w:w="85" w:type="dxa"/>
             </w:tcMar>
           </w:tcPr>
@@ -302,15 +302,15 @@
             <w:tcW w:type="dxa" w:w="3046"/>
             <w:tcBorders>
               <w:top w:val="single" w:sz="4" w:color="D9D9D9"/>
+              <w:left w:val="single" w:sz="4" w:color="D9D9D9"/>
               <w:bottom w:val="single" w:sz="4" w:color="D9D9D9"/>
-              <w:left w:val="single" w:sz="4" w:color="D9D9D9"/>
               <w:right w:val="single" w:sz="4" w:color="D9D9D9"/>
             </w:tcBorders>
             <w:shd w:fill="F1F5F7"/>
             <w:tcMar>
               <w:top w:w="85" w:type="dxa"/>
+              <w:left w:w="85" w:type="dxa"/>
               <w:bottom w:w="85" w:type="dxa"/>
-              <w:left w:w="85" w:type="dxa"/>
               <w:right w:w="85" w:type="dxa"/>
             </w:tcMar>
           </w:tcPr>
@@ -335,15 +335,15 @@
             <w:tcW w:type="dxa" w:w="4061"/>
             <w:tcBorders>
               <w:top w:val="single" w:sz="4" w:color="D9D9D9"/>
+              <w:left w:val="single" w:sz="4" w:color="D9D9D9"/>
               <w:bottom w:val="single" w:sz="4" w:color="D9D9D9"/>
-              <w:left w:val="single" w:sz="4" w:color="D9D9D9"/>
               <w:right w:val="single" w:sz="4" w:color="D9D9D9"/>
             </w:tcBorders>
             <w:shd w:fill="FFFFFF"/>
             <w:tcMar>
               <w:top w:w="85" w:type="dxa"/>
+              <w:left w:w="85" w:type="dxa"/>
               <w:bottom w:w="85" w:type="dxa"/>
-              <w:left w:w="85" w:type="dxa"/>
               <w:right w:w="85" w:type="dxa"/>
             </w:tcMar>
           </w:tcPr>
@@ -366,15 +366,15 @@
             <w:tcW w:type="dxa" w:w="3046"/>
             <w:tcBorders>
               <w:top w:val="single" w:sz="4" w:color="D9D9D9"/>
+              <w:left w:val="single" w:sz="4" w:color="D9D9D9"/>
               <w:bottom w:val="single" w:sz="4" w:color="D9D9D9"/>
-              <w:left w:val="single" w:sz="4" w:color="D9D9D9"/>
               <w:right w:val="single" w:sz="4" w:color="D9D9D9"/>
             </w:tcBorders>
             <w:shd w:fill="FFFFFF"/>
             <w:tcMar>
               <w:top w:w="85" w:type="dxa"/>
+              <w:left w:w="85" w:type="dxa"/>
               <w:bottom w:w="85" w:type="dxa"/>
-              <w:left w:w="85" w:type="dxa"/>
               <w:right w:w="85" w:type="dxa"/>
             </w:tcMar>
           </w:tcPr>
@@ -397,15 +397,15 @@
             <w:tcW w:type="dxa" w:w="3046"/>
             <w:tcBorders>
               <w:top w:val="single" w:sz="4" w:color="D9D9D9"/>
+              <w:left w:val="single" w:sz="4" w:color="D9D9D9"/>
               <w:bottom w:val="single" w:sz="4" w:color="D9D9D9"/>
-              <w:left w:val="single" w:sz="4" w:color="D9D9D9"/>
               <w:right w:val="single" w:sz="4" w:color="D9D9D9"/>
             </w:tcBorders>
             <w:shd w:fill="FFFFFF"/>
             <w:tcMar>
               <w:top w:w="85" w:type="dxa"/>
+              <w:left w:w="85" w:type="dxa"/>
               <w:bottom w:w="85" w:type="dxa"/>
-              <w:left w:w="85" w:type="dxa"/>
               <w:right w:w="85" w:type="dxa"/>
             </w:tcMar>
           </w:tcPr>
@@ -430,15 +430,15 @@
             <w:tcW w:type="dxa" w:w="4061"/>
             <w:tcBorders>
               <w:top w:val="single" w:sz="4" w:color="D9D9D9"/>
+              <w:left w:val="single" w:sz="4" w:color="D9D9D9"/>
               <w:bottom w:val="single" w:sz="4" w:color="D9D9D9"/>
-              <w:left w:val="single" w:sz="4" w:color="D9D9D9"/>
               <w:right w:val="single" w:sz="4" w:color="D9D9D9"/>
             </w:tcBorders>
             <w:shd w:fill="F1F5F7"/>
             <w:tcMar>
               <w:top w:w="85" w:type="dxa"/>
+              <w:left w:w="85" w:type="dxa"/>
               <w:bottom w:w="85" w:type="dxa"/>
-              <w:left w:w="85" w:type="dxa"/>
               <w:right w:w="85" w:type="dxa"/>
             </w:tcMar>
           </w:tcPr>
@@ -461,15 +461,15 @@
             <w:tcW w:type="dxa" w:w="3046"/>
             <w:tcBorders>
               <w:top w:val="single" w:sz="4" w:color="D9D9D9"/>
+              <w:left w:val="single" w:sz="4" w:color="D9D9D9"/>
               <w:bottom w:val="single" w:sz="4" w:color="D9D9D9"/>
-              <w:left w:val="single" w:sz="4" w:color="D9D9D9"/>
               <w:right w:val="single" w:sz="4" w:color="D9D9D9"/>
             </w:tcBorders>
             <w:shd w:fill="F1F5F7"/>
             <w:tcMar>
               <w:top w:w="85" w:type="dxa"/>
+              <w:left w:w="85" w:type="dxa"/>
               <w:bottom w:w="85" w:type="dxa"/>
-              <w:left w:w="85" w:type="dxa"/>
               <w:right w:w="85" w:type="dxa"/>
             </w:tcMar>
           </w:tcPr>
@@ -492,15 +492,15 @@
             <w:tcW w:type="dxa" w:w="3046"/>
             <w:tcBorders>
               <w:top w:val="single" w:sz="4" w:color="D9D9D9"/>
+              <w:left w:val="single" w:sz="4" w:color="D9D9D9"/>
               <w:bottom w:val="single" w:sz="4" w:color="D9D9D9"/>
-              <w:left w:val="single" w:sz="4" w:color="D9D9D9"/>
               <w:right w:val="single" w:sz="4" w:color="D9D9D9"/>
             </w:tcBorders>
             <w:shd w:fill="F1F5F7"/>
             <w:tcMar>
               <w:top w:w="85" w:type="dxa"/>
+              <w:left w:w="85" w:type="dxa"/>
               <w:bottom w:w="85" w:type="dxa"/>
-              <w:left w:w="85" w:type="dxa"/>
               <w:right w:w="85" w:type="dxa"/>
             </w:tcMar>
           </w:tcPr>
@@ -525,15 +525,15 @@
             <w:tcW w:type="dxa" w:w="4061"/>
             <w:tcBorders>
               <w:top w:val="single" w:sz="4" w:color="D9D9D9"/>
+              <w:left w:val="single" w:sz="4" w:color="D9D9D9"/>
               <w:bottom w:val="single" w:sz="4" w:color="D9D9D9"/>
-              <w:left w:val="single" w:sz="4" w:color="D9D9D9"/>
               <w:right w:val="single" w:sz="4" w:color="D9D9D9"/>
             </w:tcBorders>
             <w:shd w:fill="FFFFFF"/>
             <w:tcMar>
               <w:top w:w="85" w:type="dxa"/>
+              <w:left w:w="85" w:type="dxa"/>
               <w:bottom w:w="85" w:type="dxa"/>
-              <w:left w:w="85" w:type="dxa"/>
               <w:right w:w="85" w:type="dxa"/>
             </w:tcMar>
           </w:tcPr>
@@ -556,15 +556,15 @@
             <w:tcW w:type="dxa" w:w="3046"/>
             <w:tcBorders>
               <w:top w:val="single" w:sz="4" w:color="D9D9D9"/>
+              <w:left w:val="single" w:sz="4" w:color="D9D9D9"/>
               <w:bottom w:val="single" w:sz="4" w:color="D9D9D9"/>
-              <w:left w:val="single" w:sz="4" w:color="D9D9D9"/>
               <w:right w:val="single" w:sz="4" w:color="D9D9D9"/>
             </w:tcBorders>
             <w:shd w:fill="FFFFFF"/>
             <w:tcMar>
               <w:top w:w="85" w:type="dxa"/>
+              <w:left w:w="85" w:type="dxa"/>
               <w:bottom w:w="85" w:type="dxa"/>
-              <w:left w:w="85" w:type="dxa"/>
               <w:right w:w="85" w:type="dxa"/>
             </w:tcMar>
           </w:tcPr>
@@ -587,15 +587,15 @@
             <w:tcW w:type="dxa" w:w="3046"/>
             <w:tcBorders>
               <w:top w:val="single" w:sz="4" w:color="D9D9D9"/>
+              <w:left w:val="single" w:sz="4" w:color="D9D9D9"/>
               <w:bottom w:val="single" w:sz="4" w:color="D9D9D9"/>
-              <w:left w:val="single" w:sz="4" w:color="D9D9D9"/>
               <w:right w:val="single" w:sz="4" w:color="D9D9D9"/>
             </w:tcBorders>
             <w:shd w:fill="FFFFFF"/>
             <w:tcMar>
               <w:top w:w="85" w:type="dxa"/>
+              <w:left w:w="85" w:type="dxa"/>
               <w:bottom w:w="85" w:type="dxa"/>
-              <w:left w:w="85" w:type="dxa"/>
               <w:right w:w="85" w:type="dxa"/>
             </w:tcMar>
           </w:tcPr>
@@ -654,15 +654,15 @@
             <w:tcW w:type="dxa" w:w="6294"/>
             <w:tcBorders>
               <w:top w:val="single" w:sz="4" w:color="D9D9D9"/>
+              <w:left w:val="single" w:sz="4" w:color="D9D9D9"/>
               <w:bottom w:val="single" w:sz="4" w:color="D9D9D9"/>
-              <w:left w:val="single" w:sz="4" w:color="D9D9D9"/>
               <w:right w:val="single" w:sz="4" w:color="D9D9D9"/>
             </w:tcBorders>
             <w:shd w:fill="142D40"/>
             <w:tcMar>
               <w:top w:w="85" w:type="dxa"/>
+              <w:left w:w="85" w:type="dxa"/>
               <w:bottom w:w="85" w:type="dxa"/>
-              <w:left w:w="85" w:type="dxa"/>
               <w:right w:w="85" w:type="dxa"/>
             </w:tcMar>
           </w:tcPr>
@@ -685,15 +685,15 @@
             <w:tcW w:type="dxa" w:w="3858"/>
             <w:tcBorders>
               <w:top w:val="single" w:sz="4" w:color="D9D9D9"/>
+              <w:left w:val="single" w:sz="4" w:color="D9D9D9"/>
               <w:bottom w:val="single" w:sz="4" w:color="D9D9D9"/>
-              <w:left w:val="single" w:sz="4" w:color="D9D9D9"/>
               <w:right w:val="single" w:sz="4" w:color="D9D9D9"/>
             </w:tcBorders>
             <w:shd w:fill="142D40"/>
             <w:tcMar>
               <w:top w:w="85" w:type="dxa"/>
+              <w:left w:w="85" w:type="dxa"/>
               <w:bottom w:w="85" w:type="dxa"/>
-              <w:left w:w="85" w:type="dxa"/>
               <w:right w:w="85" w:type="dxa"/>
             </w:tcMar>
           </w:tcPr>
@@ -718,15 +718,15 @@
             <w:tcW w:type="dxa" w:w="6294"/>
             <w:tcBorders>
               <w:top w:val="single" w:sz="4" w:color="D9D9D9"/>
+              <w:left w:val="single" w:sz="4" w:color="D9D9D9"/>
               <w:bottom w:val="single" w:sz="4" w:color="D9D9D9"/>
-              <w:left w:val="single" w:sz="4" w:color="D9D9D9"/>
               <w:right w:val="single" w:sz="4" w:color="D9D9D9"/>
             </w:tcBorders>
             <w:shd w:fill="FFFFFF"/>
             <w:tcMar>
               <w:top w:w="85" w:type="dxa"/>
+              <w:left w:w="85" w:type="dxa"/>
               <w:bottom w:w="85" w:type="dxa"/>
-              <w:left w:w="85" w:type="dxa"/>
               <w:right w:w="85" w:type="dxa"/>
             </w:tcMar>
           </w:tcPr>
@@ -749,15 +749,15 @@
             <w:tcW w:type="dxa" w:w="3858"/>
             <w:tcBorders>
               <w:top w:val="single" w:sz="4" w:color="D9D9D9"/>
+              <w:left w:val="single" w:sz="4" w:color="D9D9D9"/>
               <w:bottom w:val="single" w:sz="4" w:color="D9D9D9"/>
-              <w:left w:val="single" w:sz="4" w:color="D9D9D9"/>
               <w:right w:val="single" w:sz="4" w:color="D9D9D9"/>
             </w:tcBorders>
             <w:shd w:fill="FFFFFF"/>
             <w:tcMar>
               <w:top w:w="85" w:type="dxa"/>
+              <w:left w:w="85" w:type="dxa"/>
               <w:bottom w:w="85" w:type="dxa"/>
-              <w:left w:w="85" w:type="dxa"/>
               <w:right w:w="85" w:type="dxa"/>
             </w:tcMar>
           </w:tcPr>
@@ -781,15 +781,15 @@
             <w:tcW w:type="dxa" w:w="6294"/>
             <w:tcBorders>
               <w:top w:val="single" w:sz="4" w:color="D9D9D9"/>
+              <w:left w:val="single" w:sz="4" w:color="D9D9D9"/>
               <w:bottom w:val="single" w:sz="4" w:color="D9D9D9"/>
-              <w:left w:val="single" w:sz="4" w:color="D9D9D9"/>
               <w:right w:val="single" w:sz="4" w:color="D9D9D9"/>
             </w:tcBorders>
             <w:shd w:fill="F1F5F7"/>
             <w:tcMar>
               <w:top w:w="85" w:type="dxa"/>
+              <w:left w:w="85" w:type="dxa"/>
               <w:bottom w:w="85" w:type="dxa"/>
-              <w:left w:w="85" w:type="dxa"/>
               <w:right w:w="85" w:type="dxa"/>
             </w:tcMar>
           </w:tcPr>
@@ -812,15 +812,15 @@
             <w:tcW w:type="dxa" w:w="3858"/>
             <w:tcBorders>
               <w:top w:val="single" w:sz="4" w:color="D9D9D9"/>
+              <w:left w:val="single" w:sz="4" w:color="D9D9D9"/>
               <w:bottom w:val="single" w:sz="4" w:color="D9D9D9"/>
-              <w:left w:val="single" w:sz="4" w:color="D9D9D9"/>
               <w:right w:val="single" w:sz="4" w:color="D9D9D9"/>
             </w:tcBorders>
             <w:shd w:fill="F1F5F7"/>
             <w:tcMar>
               <w:top w:w="85" w:type="dxa"/>
+              <w:left w:w="85" w:type="dxa"/>
               <w:bottom w:w="85" w:type="dxa"/>
-              <w:left w:w="85" w:type="dxa"/>
               <w:right w:w="85" w:type="dxa"/>
             </w:tcMar>
           </w:tcPr>
@@ -844,15 +844,15 @@
             <w:tcW w:type="dxa" w:w="6294"/>
             <w:tcBorders>
               <w:top w:val="single" w:sz="4" w:color="D9D9D9"/>
+              <w:left w:val="single" w:sz="4" w:color="D9D9D9"/>
               <w:bottom w:val="single" w:sz="4" w:color="D9D9D9"/>
-              <w:left w:val="single" w:sz="4" w:color="D9D9D9"/>
               <w:right w:val="single" w:sz="4" w:color="D9D9D9"/>
             </w:tcBorders>
             <w:shd w:fill="FFFFFF"/>
             <w:tcMar>
               <w:top w:w="85" w:type="dxa"/>
+              <w:left w:w="85" w:type="dxa"/>
               <w:bottom w:w="85" w:type="dxa"/>
-              <w:left w:w="85" w:type="dxa"/>
               <w:right w:w="85" w:type="dxa"/>
             </w:tcMar>
           </w:tcPr>
@@ -875,15 +875,15 @@
             <w:tcW w:type="dxa" w:w="3858"/>
             <w:tcBorders>
               <w:top w:val="single" w:sz="4" w:color="D9D9D9"/>
+              <w:left w:val="single" w:sz="4" w:color="D9D9D9"/>
               <w:bottom w:val="single" w:sz="4" w:color="D9D9D9"/>
-              <w:left w:val="single" w:sz="4" w:color="D9D9D9"/>
               <w:right w:val="single" w:sz="4" w:color="D9D9D9"/>
             </w:tcBorders>
             <w:shd w:fill="FFFFFF"/>
             <w:tcMar>
               <w:top w:w="85" w:type="dxa"/>
+              <w:left w:w="85" w:type="dxa"/>
               <w:bottom w:w="85" w:type="dxa"/>
-              <w:left w:w="85" w:type="dxa"/>
               <w:right w:w="85" w:type="dxa"/>
             </w:tcMar>
           </w:tcPr>
@@ -940,15 +940,15 @@
             <w:tcW w:type="dxa" w:w="2030"/>
             <w:tcBorders>
               <w:top w:val="single" w:sz="4" w:color="D9D9D9"/>
+              <w:left w:val="single" w:sz="4" w:color="D9D9D9"/>
               <w:bottom w:val="single" w:sz="4" w:color="D9D9D9"/>
-              <w:left w:val="single" w:sz="4" w:color="D9D9D9"/>
               <w:right w:val="single" w:sz="4" w:color="D9D9D9"/>
             </w:tcBorders>
             <w:shd w:fill="142D40"/>
             <w:tcMar>
               <w:top w:w="85" w:type="dxa"/>
+              <w:left w:w="85" w:type="dxa"/>
               <w:bottom w:w="85" w:type="dxa"/>
-              <w:left w:w="85" w:type="dxa"/>
               <w:right w:w="85" w:type="dxa"/>
             </w:tcMar>
           </w:tcPr>
@@ -971,15 +971,15 @@
             <w:tcW w:type="dxa" w:w="1624"/>
             <w:tcBorders>
               <w:top w:val="single" w:sz="4" w:color="D9D9D9"/>
+              <w:left w:val="single" w:sz="4" w:color="D9D9D9"/>
               <w:bottom w:val="single" w:sz="4" w:color="D9D9D9"/>
-              <w:left w:val="single" w:sz="4" w:color="D9D9D9"/>
               <w:right w:val="single" w:sz="4" w:color="D9D9D9"/>
             </w:tcBorders>
             <w:shd w:fill="142D40"/>
             <w:tcMar>
               <w:top w:w="85" w:type="dxa"/>
+              <w:left w:w="85" w:type="dxa"/>
               <w:bottom w:w="85" w:type="dxa"/>
-              <w:left w:w="85" w:type="dxa"/>
               <w:right w:w="85" w:type="dxa"/>
             </w:tcMar>
           </w:tcPr>
@@ -1002,15 +1002,15 @@
             <w:tcW w:type="dxa" w:w="1624"/>
             <w:tcBorders>
               <w:top w:val="single" w:sz="4" w:color="D9D9D9"/>
+              <w:left w:val="single" w:sz="4" w:color="D9D9D9"/>
               <w:bottom w:val="single" w:sz="4" w:color="D9D9D9"/>
-              <w:left w:val="single" w:sz="4" w:color="D9D9D9"/>
               <w:right w:val="single" w:sz="4" w:color="D9D9D9"/>
             </w:tcBorders>
             <w:shd w:fill="142D40"/>
             <w:tcMar>
               <w:top w:w="85" w:type="dxa"/>
+              <w:left w:w="85" w:type="dxa"/>
               <w:bottom w:w="85" w:type="dxa"/>
-              <w:left w:w="85" w:type="dxa"/>
               <w:right w:w="85" w:type="dxa"/>
             </w:tcMar>
           </w:tcPr>
@@ -1033,15 +1033,15 @@
             <w:tcW w:type="dxa" w:w="1624"/>
             <w:tcBorders>
               <w:top w:val="single" w:sz="4" w:color="D9D9D9"/>
+              <w:left w:val="single" w:sz="4" w:color="D9D9D9"/>
               <w:bottom w:val="single" w:sz="4" w:color="D9D9D9"/>
-              <w:left w:val="single" w:sz="4" w:color="D9D9D9"/>
               <w:right w:val="single" w:sz="4" w:color="D9D9D9"/>
             </w:tcBorders>
             <w:shd w:fill="142D40"/>
             <w:tcMar>
               <w:top w:w="85" w:type="dxa"/>
+              <w:left w:w="85" w:type="dxa"/>
               <w:bottom w:w="85" w:type="dxa"/>
-              <w:left w:w="85" w:type="dxa"/>
               <w:right w:w="85" w:type="dxa"/>
             </w:tcMar>
           </w:tcPr>
@@ -1064,15 +1064,15 @@
             <w:tcW w:type="dxa" w:w="1624"/>
             <w:tcBorders>
               <w:top w:val="single" w:sz="4" w:color="D9D9D9"/>
+              <w:left w:val="single" w:sz="4" w:color="D9D9D9"/>
               <w:bottom w:val="single" w:sz="4" w:color="D9D9D9"/>
-              <w:left w:val="single" w:sz="4" w:color="D9D9D9"/>
               <w:right w:val="single" w:sz="4" w:color="D9D9D9"/>
             </w:tcBorders>
             <w:shd w:fill="142D40"/>
             <w:tcMar>
               <w:top w:w="85" w:type="dxa"/>
+              <w:left w:w="85" w:type="dxa"/>
               <w:bottom w:w="85" w:type="dxa"/>
-              <w:left w:w="85" w:type="dxa"/>
               <w:right w:w="85" w:type="dxa"/>
             </w:tcMar>
           </w:tcPr>
@@ -1095,15 +1095,15 @@
             <w:tcW w:type="dxa" w:w="1624"/>
             <w:tcBorders>
               <w:top w:val="single" w:sz="4" w:color="D9D9D9"/>
+              <w:left w:val="single" w:sz="4" w:color="D9D9D9"/>
               <w:bottom w:val="single" w:sz="4" w:color="D9D9D9"/>
-              <w:left w:val="single" w:sz="4" w:color="D9D9D9"/>
               <w:right w:val="single" w:sz="4" w:color="D9D9D9"/>
             </w:tcBorders>
             <w:shd w:fill="142D40"/>
             <w:tcMar>
               <w:top w:w="85" w:type="dxa"/>
+              <w:left w:w="85" w:type="dxa"/>
               <w:bottom w:w="85" w:type="dxa"/>
-              <w:left w:w="85" w:type="dxa"/>
               <w:right w:w="85" w:type="dxa"/>
             </w:tcMar>
           </w:tcPr>
@@ -1128,15 +1128,15 @@
             <w:tcW w:type="dxa" w:w="2030"/>
             <w:tcBorders>
               <w:top w:val="single" w:sz="4" w:color="D9D9D9"/>
+              <w:left w:val="single" w:sz="4" w:color="D9D9D9"/>
               <w:bottom w:val="single" w:sz="4" w:color="D9D9D9"/>
-              <w:left w:val="single" w:sz="4" w:color="D9D9D9"/>
               <w:right w:val="single" w:sz="4" w:color="D9D9D9"/>
             </w:tcBorders>
             <w:shd w:fill="FFFFFF"/>
             <w:tcMar>
               <w:top w:w="85" w:type="dxa"/>
+              <w:left w:w="85" w:type="dxa"/>
               <w:bottom w:w="85" w:type="dxa"/>
-              <w:left w:w="85" w:type="dxa"/>
               <w:right w:w="85" w:type="dxa"/>
             </w:tcMar>
           </w:tcPr>
@@ -1159,15 +1159,15 @@
             <w:tcW w:type="dxa" w:w="1624"/>
             <w:tcBorders>
               <w:top w:val="single" w:sz="4" w:color="D9D9D9"/>
+              <w:left w:val="single" w:sz="4" w:color="D9D9D9"/>
               <w:bottom w:val="single" w:sz="4" w:color="D9D9D9"/>
-              <w:left w:val="single" w:sz="4" w:color="D9D9D9"/>
               <w:right w:val="single" w:sz="4" w:color="D9D9D9"/>
             </w:tcBorders>
             <w:shd w:fill="FFFFFF"/>
             <w:tcMar>
               <w:top w:w="85" w:type="dxa"/>
+              <w:left w:w="85" w:type="dxa"/>
               <w:bottom w:w="85" w:type="dxa"/>
-              <w:left w:w="85" w:type="dxa"/>
               <w:right w:w="85" w:type="dxa"/>
             </w:tcMar>
           </w:tcPr>
@@ -1190,15 +1190,15 @@
             <w:tcW w:type="dxa" w:w="1624"/>
             <w:tcBorders>
               <w:top w:val="single" w:sz="4" w:color="D9D9D9"/>
+              <w:left w:val="single" w:sz="4" w:color="D9D9D9"/>
               <w:bottom w:val="single" w:sz="4" w:color="D9D9D9"/>
-              <w:left w:val="single" w:sz="4" w:color="D9D9D9"/>
               <w:right w:val="single" w:sz="4" w:color="D9D9D9"/>
             </w:tcBorders>
             <w:shd w:fill="FFFFFF"/>
             <w:tcMar>
               <w:top w:w="85" w:type="dxa"/>
+              <w:left w:w="85" w:type="dxa"/>
               <w:bottom w:w="85" w:type="dxa"/>
-              <w:left w:w="85" w:type="dxa"/>
               <w:right w:w="85" w:type="dxa"/>
             </w:tcMar>
           </w:tcPr>
@@ -1221,15 +1221,15 @@
             <w:tcW w:type="dxa" w:w="1624"/>
             <w:tcBorders>
               <w:top w:val="single" w:sz="4" w:color="D9D9D9"/>
+              <w:left w:val="single" w:sz="4" w:color="D9D9D9"/>
               <w:bottom w:val="single" w:sz="4" w:color="D9D9D9"/>
-              <w:left w:val="single" w:sz="4" w:color="D9D9D9"/>
               <w:right w:val="single" w:sz="4" w:color="D9D9D9"/>
             </w:tcBorders>
             <w:shd w:fill="FFFFFF"/>
             <w:tcMar>
               <w:top w:w="85" w:type="dxa"/>
+              <w:left w:w="85" w:type="dxa"/>
               <w:bottom w:w="85" w:type="dxa"/>
-              <w:left w:w="85" w:type="dxa"/>
               <w:right w:w="85" w:type="dxa"/>
             </w:tcMar>
           </w:tcPr>
@@ -1252,15 +1252,15 @@
             <w:tcW w:type="dxa" w:w="1624"/>
             <w:tcBorders>
               <w:top w:val="single" w:sz="4" w:color="D9D9D9"/>
+              <w:left w:val="single" w:sz="4" w:color="D9D9D9"/>
               <w:bottom w:val="single" w:sz="4" w:color="D9D9D9"/>
-              <w:left w:val="single" w:sz="4" w:color="D9D9D9"/>
               <w:right w:val="single" w:sz="4" w:color="D9D9D9"/>
             </w:tcBorders>
             <w:shd w:fill="FFFFFF"/>
             <w:tcMar>
               <w:top w:w="85" w:type="dxa"/>
+              <w:left w:w="85" w:type="dxa"/>
               <w:bottom w:w="85" w:type="dxa"/>
-              <w:left w:w="85" w:type="dxa"/>
               <w:right w:w="85" w:type="dxa"/>
             </w:tcMar>
           </w:tcPr>
@@ -1283,15 +1283,15 @@
             <w:tcW w:type="dxa" w:w="1624"/>
             <w:tcBorders>
               <w:top w:val="single" w:sz="4" w:color="D9D9D9"/>
+              <w:left w:val="single" w:sz="4" w:color="D9D9D9"/>
               <w:bottom w:val="single" w:sz="4" w:color="D9D9D9"/>
-              <w:left w:val="single" w:sz="4" w:color="D9D9D9"/>
               <w:right w:val="single" w:sz="4" w:color="D9D9D9"/>
             </w:tcBorders>
             <w:shd w:fill="FFFFFF"/>
             <w:tcMar>
               <w:top w:w="85" w:type="dxa"/>
+              <w:left w:w="85" w:type="dxa"/>
               <w:bottom w:w="85" w:type="dxa"/>
-              <w:left w:w="85" w:type="dxa"/>
               <w:right w:w="85" w:type="dxa"/>
             </w:tcMar>
           </w:tcPr>
@@ -1316,15 +1316,15 @@
             <w:tcW w:type="dxa" w:w="2030"/>
             <w:tcBorders>
               <w:top w:val="single" w:sz="4" w:color="D9D9D9"/>
+              <w:left w:val="single" w:sz="4" w:color="D9D9D9"/>
               <w:bottom w:val="single" w:sz="4" w:color="D9D9D9"/>
-              <w:left w:val="single" w:sz="4" w:color="D9D9D9"/>
               <w:right w:val="single" w:sz="4" w:color="D9D9D9"/>
             </w:tcBorders>
             <w:shd w:fill="F1F5F7"/>
             <w:tcMar>
               <w:top w:w="85" w:type="dxa"/>
+              <w:left w:w="85" w:type="dxa"/>
               <w:bottom w:w="85" w:type="dxa"/>
-              <w:left w:w="85" w:type="dxa"/>
               <w:right w:w="85" w:type="dxa"/>
             </w:tcMar>
           </w:tcPr>
@@ -1347,15 +1347,15 @@
             <w:tcW w:type="dxa" w:w="1624"/>
             <w:tcBorders>
               <w:top w:val="single" w:sz="4" w:color="D9D9D9"/>
+              <w:left w:val="single" w:sz="4" w:color="D9D9D9"/>
               <w:bottom w:val="single" w:sz="4" w:color="D9D9D9"/>
-              <w:left w:val="single" w:sz="4" w:color="D9D9D9"/>
               <w:right w:val="single" w:sz="4" w:color="D9D9D9"/>
             </w:tcBorders>
             <w:shd w:fill="F1F5F7"/>
             <w:tcMar>
               <w:top w:w="85" w:type="dxa"/>
+              <w:left w:w="85" w:type="dxa"/>
               <w:bottom w:w="85" w:type="dxa"/>
-              <w:left w:w="85" w:type="dxa"/>
               <w:right w:w="85" w:type="dxa"/>
             </w:tcMar>
           </w:tcPr>
@@ -1378,15 +1378,15 @@
             <w:tcW w:type="dxa" w:w="1624"/>
             <w:tcBorders>
               <w:top w:val="single" w:sz="4" w:color="D9D9D9"/>
+              <w:left w:val="single" w:sz="4" w:color="D9D9D9"/>
               <w:bottom w:val="single" w:sz="4" w:color="D9D9D9"/>
-              <w:left w:val="single" w:sz="4" w:color="D9D9D9"/>
               <w:right w:val="single" w:sz="4" w:color="D9D9D9"/>
             </w:tcBorders>
             <w:shd w:fill="F1F5F7"/>
             <w:tcMar>
               <w:top w:w="85" w:type="dxa"/>
+              <w:left w:w="85" w:type="dxa"/>
               <w:bottom w:w="85" w:type="dxa"/>
-              <w:left w:w="85" w:type="dxa"/>
               <w:right w:w="85" w:type="dxa"/>
             </w:tcMar>
           </w:tcPr>
@@ -1409,15 +1409,15 @@
             <w:tcW w:type="dxa" w:w="1624"/>
             <w:tcBorders>
               <w:top w:val="single" w:sz="4" w:color="D9D9D9"/>
+              <w:left w:val="single" w:sz="4" w:color="D9D9D9"/>
               <w:bottom w:val="single" w:sz="4" w:color="D9D9D9"/>
-              <w:left w:val="single" w:sz="4" w:color="D9D9D9"/>
               <w:right w:val="single" w:sz="4" w:color="D9D9D9"/>
             </w:tcBorders>
             <w:shd w:fill="F1F5F7"/>
             <w:tcMar>
               <w:top w:w="85" w:type="dxa"/>
+              <w:left w:w="85" w:type="dxa"/>
               <w:bottom w:w="85" w:type="dxa"/>
-              <w:left w:w="85" w:type="dxa"/>
               <w:right w:w="85" w:type="dxa"/>
             </w:tcMar>
           </w:tcPr>
@@ -1440,15 +1440,15 @@
             <w:tcW w:type="dxa" w:w="1624"/>
             <w:tcBorders>
               <w:top w:val="single" w:sz="4" w:color="D9D9D9"/>
+              <w:left w:val="single" w:sz="4" w:color="D9D9D9"/>
               <w:bottom w:val="single" w:sz="4" w:color="D9D9D9"/>
-              <w:left w:val="single" w:sz="4" w:color="D9D9D9"/>
               <w:right w:val="single" w:sz="4" w:color="D9D9D9"/>
             </w:tcBorders>
             <w:shd w:fill="F1F5F7"/>
             <w:tcMar>
               <w:top w:w="85" w:type="dxa"/>
+              <w:left w:w="85" w:type="dxa"/>
               <w:bottom w:w="85" w:type="dxa"/>
-              <w:left w:w="85" w:type="dxa"/>
               <w:right w:w="85" w:type="dxa"/>
             </w:tcMar>
           </w:tcPr>
@@ -1471,15 +1471,15 @@
             <w:tcW w:type="dxa" w:w="1624"/>
             <w:tcBorders>
               <w:top w:val="single" w:sz="4" w:color="D9D9D9"/>
+              <w:left w:val="single" w:sz="4" w:color="D9D9D9"/>
               <w:bottom w:val="single" w:sz="4" w:color="D9D9D9"/>
-              <w:left w:val="single" w:sz="4" w:color="D9D9D9"/>
               <w:right w:val="single" w:sz="4" w:color="D9D9D9"/>
             </w:tcBorders>
             <w:shd w:fill="F1F5F7"/>
             <w:tcMar>
               <w:top w:w="85" w:type="dxa"/>
+              <w:left w:w="85" w:type="dxa"/>
               <w:bottom w:w="85" w:type="dxa"/>
-              <w:left w:w="85" w:type="dxa"/>
               <w:right w:w="85" w:type="dxa"/>
             </w:tcMar>
           </w:tcPr>
@@ -1745,15 +1745,15 @@
             <w:tcW w:type="dxa" w:w="2436"/>
             <w:tcBorders>
               <w:top w:val="single" w:sz="4" w:color="D9D9D9"/>
+              <w:left w:val="single" w:sz="4" w:color="D9D9D9"/>
               <w:bottom w:val="single" w:sz="4" w:color="D9D9D9"/>
-              <w:left w:val="single" w:sz="4" w:color="D9D9D9"/>
               <w:right w:val="single" w:sz="4" w:color="D9D9D9"/>
             </w:tcBorders>
             <w:shd w:fill="142D40"/>
             <w:tcMar>
               <w:top w:w="85" w:type="dxa"/>
+              <w:left w:w="85" w:type="dxa"/>
               <w:bottom w:w="85" w:type="dxa"/>
-              <w:left w:w="85" w:type="dxa"/>
               <w:right w:w="85" w:type="dxa"/>
             </w:tcMar>
           </w:tcPr>
@@ -1776,15 +1776,15 @@
             <w:tcW w:type="dxa" w:w="1421"/>
             <w:tcBorders>
               <w:top w:val="single" w:sz="4" w:color="D9D9D9"/>
+              <w:left w:val="single" w:sz="4" w:color="D9D9D9"/>
               <w:bottom w:val="single" w:sz="4" w:color="D9D9D9"/>
-              <w:left w:val="single" w:sz="4" w:color="D9D9D9"/>
               <w:right w:val="single" w:sz="4" w:color="D9D9D9"/>
             </w:tcBorders>
             <w:shd w:fill="142D40"/>
             <w:tcMar>
               <w:top w:w="85" w:type="dxa"/>
+              <w:left w:w="85" w:type="dxa"/>
               <w:bottom w:w="85" w:type="dxa"/>
-              <w:left w:w="85" w:type="dxa"/>
               <w:right w:w="85" w:type="dxa"/>
             </w:tcMar>
           </w:tcPr>
@@ -1807,15 +1807,15 @@
             <w:tcW w:type="dxa" w:w="1421"/>
             <w:tcBorders>
               <w:top w:val="single" w:sz="4" w:color="D9D9D9"/>
+              <w:left w:val="single" w:sz="4" w:color="D9D9D9"/>
               <w:bottom w:val="single" w:sz="4" w:color="D9D9D9"/>
-              <w:left w:val="single" w:sz="4" w:color="D9D9D9"/>
               <w:right w:val="single" w:sz="4" w:color="D9D9D9"/>
             </w:tcBorders>
             <w:shd w:fill="142D40"/>
             <w:tcMar>
               <w:top w:w="85" w:type="dxa"/>
+              <w:left w:w="85" w:type="dxa"/>
               <w:bottom w:w="85" w:type="dxa"/>
-              <w:left w:w="85" w:type="dxa"/>
               <w:right w:w="85" w:type="dxa"/>
             </w:tcMar>
           </w:tcPr>
@@ -1838,15 +1838,15 @@
             <w:tcW w:type="dxa" w:w="1726"/>
             <w:tcBorders>
               <w:top w:val="single" w:sz="4" w:color="D9D9D9"/>
+              <w:left w:val="single" w:sz="4" w:color="D9D9D9"/>
               <w:bottom w:val="single" w:sz="4" w:color="D9D9D9"/>
-              <w:left w:val="single" w:sz="4" w:color="D9D9D9"/>
               <w:right w:val="single" w:sz="4" w:color="D9D9D9"/>
             </w:tcBorders>
             <w:shd w:fill="142D40"/>
             <w:tcMar>
               <w:top w:w="85" w:type="dxa"/>
+              <w:left w:w="85" w:type="dxa"/>
               <w:bottom w:w="85" w:type="dxa"/>
-              <w:left w:w="85" w:type="dxa"/>
               <w:right w:w="85" w:type="dxa"/>
             </w:tcMar>
           </w:tcPr>
@@ -1869,15 +1869,15 @@
             <w:tcW w:type="dxa" w:w="1421"/>
             <w:tcBorders>
               <w:top w:val="single" w:sz="4" w:color="D9D9D9"/>
+              <w:left w:val="single" w:sz="4" w:color="D9D9D9"/>
               <w:bottom w:val="single" w:sz="4" w:color="D9D9D9"/>
-              <w:left w:val="single" w:sz="4" w:color="D9D9D9"/>
               <w:right w:val="single" w:sz="4" w:color="D9D9D9"/>
             </w:tcBorders>
             <w:shd w:fill="142D40"/>
             <w:tcMar>
               <w:top w:w="85" w:type="dxa"/>
+              <w:left w:w="85" w:type="dxa"/>
               <w:bottom w:w="85" w:type="dxa"/>
-              <w:left w:w="85" w:type="dxa"/>
               <w:right w:w="85" w:type="dxa"/>
             </w:tcMar>
           </w:tcPr>
@@ -1900,15 +1900,15 @@
             <w:tcW w:type="dxa" w:w="1726"/>
             <w:tcBorders>
               <w:top w:val="single" w:sz="4" w:color="D9D9D9"/>
+              <w:left w:val="single" w:sz="4" w:color="D9D9D9"/>
               <w:bottom w:val="single" w:sz="4" w:color="D9D9D9"/>
-              <w:left w:val="single" w:sz="4" w:color="D9D9D9"/>
               <w:right w:val="single" w:sz="4" w:color="D9D9D9"/>
             </w:tcBorders>
             <w:shd w:fill="142D40"/>
             <w:tcMar>
               <w:top w:w="85" w:type="dxa"/>
+              <w:left w:w="85" w:type="dxa"/>
               <w:bottom w:w="85" w:type="dxa"/>
-              <w:left w:w="85" w:type="dxa"/>
               <w:right w:w="85" w:type="dxa"/>
             </w:tcMar>
           </w:tcPr>
@@ -1933,15 +1933,15 @@
             <w:tcW w:type="dxa" w:w="2436"/>
             <w:tcBorders>
               <w:top w:val="single" w:sz="4" w:color="D9D9D9"/>
+              <w:left w:val="single" w:sz="4" w:color="D9D9D9"/>
               <w:bottom w:val="single" w:sz="4" w:color="D9D9D9"/>
-              <w:left w:val="single" w:sz="4" w:color="D9D9D9"/>
               <w:right w:val="single" w:sz="4" w:color="D9D9D9"/>
             </w:tcBorders>
             <w:shd w:fill="FFFFFF"/>
             <w:tcMar>
               <w:top w:w="85" w:type="dxa"/>
+              <w:left w:w="85" w:type="dxa"/>
               <w:bottom w:w="85" w:type="dxa"/>
-              <w:left w:w="85" w:type="dxa"/>
               <w:right w:w="85" w:type="dxa"/>
             </w:tcMar>
           </w:tcPr>
@@ -1964,15 +1964,15 @@
             <w:tcW w:type="dxa" w:w="1421"/>
             <w:tcBorders>
               <w:top w:val="single" w:sz="4" w:color="D9D9D9"/>
+              <w:left w:val="single" w:sz="4" w:color="D9D9D9"/>
               <w:bottom w:val="single" w:sz="4" w:color="D9D9D9"/>
-              <w:left w:val="single" w:sz="4" w:color="D9D9D9"/>
               <w:right w:val="single" w:sz="4" w:color="D9D9D9"/>
             </w:tcBorders>
             <w:shd w:fill="FFFFFF"/>
             <w:tcMar>
               <w:top w:w="85" w:type="dxa"/>
+              <w:left w:w="85" w:type="dxa"/>
               <w:bottom w:w="85" w:type="dxa"/>
-              <w:left w:w="85" w:type="dxa"/>
               <w:right w:w="85" w:type="dxa"/>
             </w:tcMar>
           </w:tcPr>
@@ -1995,15 +1995,15 @@
             <w:tcW w:type="dxa" w:w="1421"/>
             <w:tcBorders>
               <w:top w:val="single" w:sz="4" w:color="D9D9D9"/>
+              <w:left w:val="single" w:sz="4" w:color="D9D9D9"/>
               <w:bottom w:val="single" w:sz="4" w:color="D9D9D9"/>
-              <w:left w:val="single" w:sz="4" w:color="D9D9D9"/>
               <w:right w:val="single" w:sz="4" w:color="D9D9D9"/>
             </w:tcBorders>
             <w:shd w:fill="FFFFFF"/>
             <w:tcMar>
               <w:top w:w="85" w:type="dxa"/>
+              <w:left w:w="85" w:type="dxa"/>
               <w:bottom w:w="85" w:type="dxa"/>
-              <w:left w:w="85" w:type="dxa"/>
               <w:right w:w="85" w:type="dxa"/>
             </w:tcMar>
           </w:tcPr>
@@ -2026,15 +2026,15 @@
             <w:tcW w:type="dxa" w:w="1726"/>
             <w:tcBorders>
               <w:top w:val="single" w:sz="4" w:color="D9D9D9"/>
+              <w:left w:val="single" w:sz="4" w:color="D9D9D9"/>
               <w:bottom w:val="single" w:sz="4" w:color="D9D9D9"/>
-              <w:left w:val="single" w:sz="4" w:color="D9D9D9"/>
               <w:right w:val="single" w:sz="4" w:color="D9D9D9"/>
             </w:tcBorders>
             <w:shd w:fill="FFFFFF"/>
             <w:tcMar>
               <w:top w:w="85" w:type="dxa"/>
+              <w:left w:w="85" w:type="dxa"/>
               <w:bottom w:w="85" w:type="dxa"/>
-              <w:left w:w="85" w:type="dxa"/>
               <w:right w:w="85" w:type="dxa"/>
             </w:tcMar>
           </w:tcPr>
@@ -2056,15 +2056,15 @@
             <w:tcW w:type="dxa" w:w="1421"/>
             <w:tcBorders>
               <w:top w:val="single" w:sz="4" w:color="D9D9D9"/>
+              <w:left w:val="single" w:sz="4" w:color="D9D9D9"/>
               <w:bottom w:val="single" w:sz="4" w:color="D9D9D9"/>
-              <w:left w:val="single" w:sz="4" w:color="D9D9D9"/>
               <w:right w:val="single" w:sz="4" w:color="D9D9D9"/>
             </w:tcBorders>
             <w:shd w:fill="FFFFFF"/>
             <w:tcMar>
               <w:top w:w="85" w:type="dxa"/>
+              <w:left w:w="85" w:type="dxa"/>
               <w:bottom w:w="85" w:type="dxa"/>
-              <w:left w:w="85" w:type="dxa"/>
               <w:right w:w="85" w:type="dxa"/>
             </w:tcMar>
           </w:tcPr>
@@ -2087,15 +2087,15 @@
             <w:tcW w:type="dxa" w:w="1726"/>
             <w:tcBorders>
               <w:top w:val="single" w:sz="4" w:color="D9D9D9"/>
+              <w:left w:val="single" w:sz="4" w:color="D9D9D9"/>
               <w:bottom w:val="single" w:sz="4" w:color="D9D9D9"/>
-              <w:left w:val="single" w:sz="4" w:color="D9D9D9"/>
               <w:right w:val="single" w:sz="4" w:color="D9D9D9"/>
             </w:tcBorders>
             <w:shd w:fill="FFFFFF"/>
             <w:tcMar>
               <w:top w:w="85" w:type="dxa"/>
+              <w:left w:w="85" w:type="dxa"/>
               <w:bottom w:w="85" w:type="dxa"/>
-              <w:left w:w="85" w:type="dxa"/>
               <w:right w:w="85" w:type="dxa"/>
             </w:tcMar>
           </w:tcPr>
@@ -2119,15 +2119,15 @@
             <w:tcW w:type="dxa" w:w="2436"/>
             <w:tcBorders>
               <w:top w:val="single" w:sz="4" w:color="D9D9D9"/>
+              <w:left w:val="single" w:sz="4" w:color="D9D9D9"/>
               <w:bottom w:val="single" w:sz="4" w:color="D9D9D9"/>
-              <w:left w:val="single" w:sz="4" w:color="D9D9D9"/>
               <w:right w:val="single" w:sz="4" w:color="D9D9D9"/>
             </w:tcBorders>
             <w:shd w:fill="F1F5F7"/>
             <w:tcMar>
               <w:top w:w="85" w:type="dxa"/>
+              <w:left w:w="85" w:type="dxa"/>
               <w:bottom w:w="85" w:type="dxa"/>
-              <w:left w:w="85" w:type="dxa"/>
               <w:right w:w="85" w:type="dxa"/>
             </w:tcMar>
           </w:tcPr>
@@ -2150,15 +2150,15 @@
             <w:tcW w:type="dxa" w:w="1421"/>
             <w:tcBorders>
               <w:top w:val="single" w:sz="4" w:color="D9D9D9"/>
+              <w:left w:val="single" w:sz="4" w:color="D9D9D9"/>
               <w:bottom w:val="single" w:sz="4" w:color="D9D9D9"/>
-              <w:left w:val="single" w:sz="4" w:color="D9D9D9"/>
               <w:right w:val="single" w:sz="4" w:color="D9D9D9"/>
             </w:tcBorders>
             <w:shd w:fill="F1F5F7"/>
             <w:tcMar>
               <w:top w:w="85" w:type="dxa"/>
+              <w:left w:w="85" w:type="dxa"/>
               <w:bottom w:w="85" w:type="dxa"/>
-              <w:left w:w="85" w:type="dxa"/>
               <w:right w:w="85" w:type="dxa"/>
             </w:tcMar>
           </w:tcPr>
@@ -2181,15 +2181,15 @@
             <w:tcW w:type="dxa" w:w="1421"/>
             <w:tcBorders>
               <w:top w:val="single" w:sz="4" w:color="D9D9D9"/>
+              <w:left w:val="single" w:sz="4" w:color="D9D9D9"/>
               <w:bottom w:val="single" w:sz="4" w:color="D9D9D9"/>
-              <w:left w:val="single" w:sz="4" w:color="D9D9D9"/>
               <w:right w:val="single" w:sz="4" w:color="D9D9D9"/>
             </w:tcBorders>
             <w:shd w:fill="F1F5F7"/>
             <w:tcMar>
               <w:top w:w="85" w:type="dxa"/>
+              <w:left w:w="85" w:type="dxa"/>
               <w:bottom w:w="85" w:type="dxa"/>
-              <w:left w:w="85" w:type="dxa"/>
               <w:right w:w="85" w:type="dxa"/>
             </w:tcMar>
           </w:tcPr>
@@ -2212,15 +2212,15 @@
             <w:tcW w:type="dxa" w:w="1726"/>
             <w:tcBorders>
               <w:top w:val="single" w:sz="4" w:color="D9D9D9"/>
+              <w:left w:val="single" w:sz="4" w:color="D9D9D9"/>
               <w:bottom w:val="single" w:sz="4" w:color="D9D9D9"/>
-              <w:left w:val="single" w:sz="4" w:color="D9D9D9"/>
               <w:right w:val="single" w:sz="4" w:color="D9D9D9"/>
             </w:tcBorders>
             <w:shd w:fill="F1F5F7"/>
             <w:tcMar>
               <w:top w:w="85" w:type="dxa"/>
+              <w:left w:w="85" w:type="dxa"/>
               <w:bottom w:w="85" w:type="dxa"/>
-              <w:left w:w="85" w:type="dxa"/>
               <w:right w:w="85" w:type="dxa"/>
             </w:tcMar>
           </w:tcPr>
@@ -2242,15 +2242,15 @@
             <w:tcW w:type="dxa" w:w="1421"/>
             <w:tcBorders>
               <w:top w:val="single" w:sz="4" w:color="D9D9D9"/>
+              <w:left w:val="single" w:sz="4" w:color="D9D9D9"/>
               <w:bottom w:val="single" w:sz="4" w:color="D9D9D9"/>
-              <w:left w:val="single" w:sz="4" w:color="D9D9D9"/>
               <w:right w:val="single" w:sz="4" w:color="D9D9D9"/>
             </w:tcBorders>
             <w:shd w:fill="F1F5F7"/>
             <w:tcMar>
               <w:top w:w="85" w:type="dxa"/>
+              <w:left w:w="85" w:type="dxa"/>
               <w:bottom w:w="85" w:type="dxa"/>
-              <w:left w:w="85" w:type="dxa"/>
               <w:right w:w="85" w:type="dxa"/>
             </w:tcMar>
           </w:tcPr>
@@ -2273,15 +2273,15 @@
             <w:tcW w:type="dxa" w:w="1726"/>
             <w:tcBorders>
               <w:top w:val="single" w:sz="4" w:color="D9D9D9"/>
+              <w:left w:val="single" w:sz="4" w:color="D9D9D9"/>
               <w:bottom w:val="single" w:sz="4" w:color="D9D9D9"/>
-              <w:left w:val="single" w:sz="4" w:color="D9D9D9"/>
               <w:right w:val="single" w:sz="4" w:color="D9D9D9"/>
             </w:tcBorders>
             <w:shd w:fill="F1F5F7"/>
             <w:tcMar>
               <w:top w:w="85" w:type="dxa"/>
+              <w:left w:w="85" w:type="dxa"/>
               <w:bottom w:w="85" w:type="dxa"/>
-              <w:left w:w="85" w:type="dxa"/>
               <w:right w:w="85" w:type="dxa"/>
             </w:tcMar>
           </w:tcPr>
@@ -2305,15 +2305,15 @@
             <w:tcW w:type="dxa" w:w="2436"/>
             <w:tcBorders>
               <w:top w:val="single" w:sz="4" w:color="D9D9D9"/>
+              <w:left w:val="single" w:sz="4" w:color="D9D9D9"/>
               <w:bottom w:val="single" w:sz="4" w:color="D9D9D9"/>
-              <w:left w:val="single" w:sz="4" w:color="D9D9D9"/>
               <w:right w:val="single" w:sz="4" w:color="D9D9D9"/>
             </w:tcBorders>
             <w:shd w:fill="FFFFFF"/>
             <w:tcMar>
               <w:top w:w="85" w:type="dxa"/>
+              <w:left w:w="85" w:type="dxa"/>
               <w:bottom w:w="85" w:type="dxa"/>
-              <w:left w:w="85" w:type="dxa"/>
               <w:right w:w="85" w:type="dxa"/>
             </w:tcMar>
           </w:tcPr>
@@ -2336,15 +2336,15 @@
             <w:tcW w:type="dxa" w:w="1421"/>
             <w:tcBorders>
               <w:top w:val="single" w:sz="4" w:color="D9D9D9"/>
+              <w:left w:val="single" w:sz="4" w:color="D9D9D9"/>
               <w:bottom w:val="single" w:sz="4" w:color="D9D9D9"/>
-              <w:left w:val="single" w:sz="4" w:color="D9D9D9"/>
               <w:right w:val="single" w:sz="4" w:color="D9D9D9"/>
             </w:tcBorders>
             <w:shd w:fill="FFFFFF"/>
             <w:tcMar>
               <w:top w:w="85" w:type="dxa"/>
+              <w:left w:w="85" w:type="dxa"/>
               <w:bottom w:w="85" w:type="dxa"/>
-              <w:left w:w="85" w:type="dxa"/>
               <w:right w:w="85" w:type="dxa"/>
             </w:tcMar>
           </w:tcPr>
@@ -2367,15 +2367,15 @@
             <w:tcW w:type="dxa" w:w="1421"/>
             <w:tcBorders>
               <w:top w:val="single" w:sz="4" w:color="D9D9D9"/>
+              <w:left w:val="single" w:sz="4" w:color="D9D9D9"/>
               <w:bottom w:val="single" w:sz="4" w:color="D9D9D9"/>
-              <w:left w:val="single" w:sz="4" w:color="D9D9D9"/>
               <w:right w:val="single" w:sz="4" w:color="D9D9D9"/>
             </w:tcBorders>
             <w:shd w:fill="FFFFFF"/>
             <w:tcMar>
               <w:top w:w="85" w:type="dxa"/>
+              <w:left w:w="85" w:type="dxa"/>
               <w:bottom w:w="85" w:type="dxa"/>
-              <w:left w:w="85" w:type="dxa"/>
               <w:right w:w="85" w:type="dxa"/>
             </w:tcMar>
           </w:tcPr>
@@ -2398,15 +2398,15 @@
             <w:tcW w:type="dxa" w:w="1726"/>
             <w:tcBorders>
               <w:top w:val="single" w:sz="4" w:color="D9D9D9"/>
+              <w:left w:val="single" w:sz="4" w:color="D9D9D9"/>
               <w:bottom w:val="single" w:sz="4" w:color="D9D9D9"/>
-              <w:left w:val="single" w:sz="4" w:color="D9D9D9"/>
               <w:right w:val="single" w:sz="4" w:color="D9D9D9"/>
             </w:tcBorders>
             <w:shd w:fill="FFFFFF"/>
             <w:tcMar>
               <w:top w:w="85" w:type="dxa"/>
+              <w:left w:w="85" w:type="dxa"/>
               <w:bottom w:w="85" w:type="dxa"/>
-              <w:left w:w="85" w:type="dxa"/>
               <w:right w:w="85" w:type="dxa"/>
             </w:tcMar>
           </w:tcPr>
@@ -2428,15 +2428,15 @@
             <w:tcW w:type="dxa" w:w="1421"/>
             <w:tcBorders>
               <w:top w:val="single" w:sz="4" w:color="D9D9D9"/>
+              <w:left w:val="single" w:sz="4" w:color="D9D9D9"/>
               <w:bottom w:val="single" w:sz="4" w:color="D9D9D9"/>
-              <w:left w:val="single" w:sz="4" w:color="D9D9D9"/>
               <w:right w:val="single" w:sz="4" w:color="D9D9D9"/>
             </w:tcBorders>
             <w:shd w:fill="FFFFFF"/>
             <w:tcMar>
               <w:top w:w="85" w:type="dxa"/>
+              <w:left w:w="85" w:type="dxa"/>
               <w:bottom w:w="85" w:type="dxa"/>
-              <w:left w:w="85" w:type="dxa"/>
               <w:right w:w="85" w:type="dxa"/>
             </w:tcMar>
           </w:tcPr>
@@ -2459,15 +2459,15 @@
             <w:tcW w:type="dxa" w:w="1726"/>
             <w:tcBorders>
               <w:top w:val="single" w:sz="4" w:color="D9D9D9"/>
+              <w:left w:val="single" w:sz="4" w:color="D9D9D9"/>
               <w:bottom w:val="single" w:sz="4" w:color="D9D9D9"/>
-              <w:left w:val="single" w:sz="4" w:color="D9D9D9"/>
               <w:right w:val="single" w:sz="4" w:color="D9D9D9"/>
             </w:tcBorders>
             <w:shd w:fill="FFFFFF"/>
             <w:tcMar>
               <w:top w:w="85" w:type="dxa"/>
+              <w:left w:w="85" w:type="dxa"/>
               <w:bottom w:w="85" w:type="dxa"/>
-              <w:left w:w="85" w:type="dxa"/>
               <w:right w:w="85" w:type="dxa"/>
             </w:tcMar>
           </w:tcPr>
@@ -2491,15 +2491,15 @@
             <w:tcW w:type="dxa" w:w="2436"/>
             <w:tcBorders>
               <w:top w:val="single" w:sz="4" w:color="D9D9D9"/>
+              <w:left w:val="single" w:sz="4" w:color="D9D9D9"/>
               <w:bottom w:val="single" w:sz="4" w:color="D9D9D9"/>
-              <w:left w:val="single" w:sz="4" w:color="D9D9D9"/>
               <w:right w:val="single" w:sz="4" w:color="D9D9D9"/>
             </w:tcBorders>
             <w:shd w:fill="F1F5F7"/>
             <w:tcMar>
               <w:top w:w="85" w:type="dxa"/>
+              <w:left w:w="85" w:type="dxa"/>
               <w:bottom w:w="85" w:type="dxa"/>
-              <w:left w:w="85" w:type="dxa"/>
               <w:right w:w="85" w:type="dxa"/>
             </w:tcMar>
           </w:tcPr>
@@ -2522,15 +2522,15 @@
             <w:tcW w:type="dxa" w:w="1421"/>
             <w:tcBorders>
               <w:top w:val="single" w:sz="4" w:color="D9D9D9"/>
+              <w:left w:val="single" w:sz="4" w:color="D9D9D9"/>
               <w:bottom w:val="single" w:sz="4" w:color="D9D9D9"/>
-              <w:left w:val="single" w:sz="4" w:color="D9D9D9"/>
               <w:right w:val="single" w:sz="4" w:color="D9D9D9"/>
             </w:tcBorders>
             <w:shd w:fill="F1F5F7"/>
             <w:tcMar>
               <w:top w:w="85" w:type="dxa"/>
+              <w:left w:w="85" w:type="dxa"/>
               <w:bottom w:w="85" w:type="dxa"/>
-              <w:left w:w="85" w:type="dxa"/>
               <w:right w:w="85" w:type="dxa"/>
             </w:tcMar>
           </w:tcPr>
@@ -2553,15 +2553,15 @@
             <w:tcW w:type="dxa" w:w="1421"/>
             <w:tcBorders>
               <w:top w:val="single" w:sz="4" w:color="D9D9D9"/>
+              <w:left w:val="single" w:sz="4" w:color="D9D9D9"/>
               <w:bottom w:val="single" w:sz="4" w:color="D9D9D9"/>
-              <w:left w:val="single" w:sz="4" w:color="D9D9D9"/>
               <w:right w:val="single" w:sz="4" w:color="D9D9D9"/>
             </w:tcBorders>
             <w:shd w:fill="F1F5F7"/>
             <w:tcMar>
               <w:top w:w="85" w:type="dxa"/>
+              <w:left w:w="85" w:type="dxa"/>
               <w:bottom w:w="85" w:type="dxa"/>
-              <w:left w:w="85" w:type="dxa"/>
               <w:right w:w="85" w:type="dxa"/>
             </w:tcMar>
           </w:tcPr>
@@ -2584,15 +2584,15 @@
             <w:tcW w:type="dxa" w:w="1726"/>
             <w:tcBorders>
               <w:top w:val="single" w:sz="4" w:color="D9D9D9"/>
+              <w:left w:val="single" w:sz="4" w:color="D9D9D9"/>
               <w:bottom w:val="single" w:sz="4" w:color="D9D9D9"/>
-              <w:left w:val="single" w:sz="4" w:color="D9D9D9"/>
               <w:right w:val="single" w:sz="4" w:color="D9D9D9"/>
             </w:tcBorders>
             <w:shd w:fill="F1F5F7"/>
             <w:tcMar>
               <w:top w:w="85" w:type="dxa"/>
+              <w:left w:w="85" w:type="dxa"/>
               <w:bottom w:w="85" w:type="dxa"/>
-              <w:left w:w="85" w:type="dxa"/>
               <w:right w:w="85" w:type="dxa"/>
             </w:tcMar>
           </w:tcPr>
@@ -2614,15 +2614,15 @@
             <w:tcW w:type="dxa" w:w="1421"/>
             <w:tcBorders>
               <w:top w:val="single" w:sz="4" w:color="D9D9D9"/>
+              <w:left w:val="single" w:sz="4" w:color="D9D9D9"/>
               <w:bottom w:val="single" w:sz="4" w:color="D9D9D9"/>
-              <w:left w:val="single" w:sz="4" w:color="D9D9D9"/>
               <w:right w:val="single" w:sz="4" w:color="D9D9D9"/>
             </w:tcBorders>
             <w:shd w:fill="F1F5F7"/>
             <w:tcMar>
               <w:top w:w="85" w:type="dxa"/>
+              <w:left w:w="85" w:type="dxa"/>
               <w:bottom w:w="85" w:type="dxa"/>
-              <w:left w:w="85" w:type="dxa"/>
               <w:right w:w="85" w:type="dxa"/>
             </w:tcMar>
           </w:tcPr>
@@ -2645,15 +2645,15 @@
             <w:tcW w:type="dxa" w:w="1726"/>
             <w:tcBorders>
               <w:top w:val="single" w:sz="4" w:color="D9D9D9"/>
+              <w:left w:val="single" w:sz="4" w:color="D9D9D9"/>
               <w:bottom w:val="single" w:sz="4" w:color="D9D9D9"/>
-              <w:left w:val="single" w:sz="4" w:color="D9D9D9"/>
               <w:right w:val="single" w:sz="4" w:color="D9D9D9"/>
             </w:tcBorders>
             <w:shd w:fill="F1F5F7"/>
             <w:tcMar>
               <w:top w:w="85" w:type="dxa"/>
+              <w:left w:w="85" w:type="dxa"/>
               <w:bottom w:w="85" w:type="dxa"/>
-              <w:left w:w="85" w:type="dxa"/>
               <w:right w:w="85" w:type="dxa"/>
             </w:tcMar>
           </w:tcPr>
@@ -2677,15 +2677,15 @@
             <w:tcW w:type="dxa" w:w="2436"/>
             <w:tcBorders>
               <w:top w:val="single" w:sz="4" w:color="D9D9D9"/>
+              <w:left w:val="single" w:sz="4" w:color="D9D9D9"/>
               <w:bottom w:val="single" w:sz="4" w:color="D9D9D9"/>
-              <w:left w:val="single" w:sz="4" w:color="D9D9D9"/>
               <w:right w:val="single" w:sz="4" w:color="D9D9D9"/>
             </w:tcBorders>
             <w:shd w:fill="FFFFFF"/>
             <w:tcMar>
               <w:top w:w="85" w:type="dxa"/>
+              <w:left w:w="85" w:type="dxa"/>
               <w:bottom w:w="85" w:type="dxa"/>
-              <w:left w:w="85" w:type="dxa"/>
               <w:right w:w="85" w:type="dxa"/>
             </w:tcMar>
           </w:tcPr>
@@ -2708,15 +2708,15 @@
             <w:tcW w:type="dxa" w:w="1421"/>
             <w:tcBorders>
               <w:top w:val="single" w:sz="4" w:color="D9D9D9"/>
+              <w:left w:val="single" w:sz="4" w:color="D9D9D9"/>
               <w:bottom w:val="single" w:sz="4" w:color="D9D9D9"/>
-              <w:left w:val="single" w:sz="4" w:color="D9D9D9"/>
               <w:right w:val="single" w:sz="4" w:color="D9D9D9"/>
             </w:tcBorders>
             <w:shd w:fill="FFFFFF"/>
             <w:tcMar>
               <w:top w:w="85" w:type="dxa"/>
+              <w:left w:w="85" w:type="dxa"/>
               <w:bottom w:w="85" w:type="dxa"/>
-              <w:left w:w="85" w:type="dxa"/>
               <w:right w:w="85" w:type="dxa"/>
             </w:tcMar>
           </w:tcPr>
@@ -2738,15 +2738,15 @@
             <w:tcW w:type="dxa" w:w="1421"/>
             <w:tcBorders>
               <w:top w:val="single" w:sz="4" w:color="D9D9D9"/>
+              <w:left w:val="single" w:sz="4" w:color="D9D9D9"/>
               <w:bottom w:val="single" w:sz="4" w:color="D9D9D9"/>
-              <w:left w:val="single" w:sz="4" w:color="D9D9D9"/>
               <w:right w:val="single" w:sz="4" w:color="D9D9D9"/>
             </w:tcBorders>
             <w:shd w:fill="FFFFFF"/>
             <w:tcMar>
               <w:top w:w="85" w:type="dxa"/>
+              <w:left w:w="85" w:type="dxa"/>
               <w:bottom w:w="85" w:type="dxa"/>
-              <w:left w:w="85" w:type="dxa"/>
               <w:right w:w="85" w:type="dxa"/>
             </w:tcMar>
           </w:tcPr>
@@ -2768,15 +2768,15 @@
             <w:tcW w:type="dxa" w:w="1726"/>
             <w:tcBorders>
               <w:top w:val="single" w:sz="4" w:color="D9D9D9"/>
+              <w:left w:val="single" w:sz="4" w:color="D9D9D9"/>
               <w:bottom w:val="single" w:sz="4" w:color="D9D9D9"/>
-              <w:left w:val="single" w:sz="4" w:color="D9D9D9"/>
               <w:right w:val="single" w:sz="4" w:color="D9D9D9"/>
             </w:tcBorders>
             <w:shd w:fill="FFFFFF"/>
             <w:tcMar>
               <w:top w:w="85" w:type="dxa"/>
+              <w:left w:w="85" w:type="dxa"/>
               <w:bottom w:w="85" w:type="dxa"/>
-              <w:left w:w="85" w:type="dxa"/>
               <w:right w:w="85" w:type="dxa"/>
             </w:tcMar>
           </w:tcPr>
@@ -2798,15 +2798,15 @@
             <w:tcW w:type="dxa" w:w="1421"/>
             <w:tcBorders>
               <w:top w:val="single" w:sz="4" w:color="D9D9D9"/>
+              <w:left w:val="single" w:sz="4" w:color="D9D9D9"/>
               <w:bottom w:val="single" w:sz="4" w:color="D9D9D9"/>
-              <w:left w:val="single" w:sz="4" w:color="D9D9D9"/>
               <w:right w:val="single" w:sz="4" w:color="D9D9D9"/>
             </w:tcBorders>
             <w:shd w:fill="FFFFFF"/>
             <w:tcMar>
               <w:top w:w="85" w:type="dxa"/>
+              <w:left w:w="85" w:type="dxa"/>
               <w:bottom w:w="85" w:type="dxa"/>
-              <w:left w:w="85" w:type="dxa"/>
               <w:right w:w="85" w:type="dxa"/>
             </w:tcMar>
           </w:tcPr>
@@ -2828,15 +2828,15 @@
             <w:tcW w:type="dxa" w:w="1726"/>
             <w:tcBorders>
               <w:top w:val="single" w:sz="4" w:color="D9D9D9"/>
+              <w:left w:val="single" w:sz="4" w:color="D9D9D9"/>
               <w:bottom w:val="single" w:sz="4" w:color="D9D9D9"/>
-              <w:left w:val="single" w:sz="4" w:color="D9D9D9"/>
               <w:right w:val="single" w:sz="4" w:color="D9D9D9"/>
             </w:tcBorders>
             <w:shd w:fill="FFFFFF"/>
             <w:tcMar>
               <w:top w:w="85" w:type="dxa"/>
+              <w:left w:w="85" w:type="dxa"/>
               <w:bottom w:w="85" w:type="dxa"/>
-              <w:left w:w="85" w:type="dxa"/>
               <w:right w:w="85" w:type="dxa"/>
             </w:tcMar>
           </w:tcPr>
@@ -2860,15 +2860,15 @@
             <w:tcW w:type="dxa" w:w="2436"/>
             <w:tcBorders>
               <w:top w:val="single" w:sz="4" w:color="D9D9D9"/>
+              <w:left w:val="single" w:sz="4" w:color="D9D9D9"/>
               <w:bottom w:val="single" w:sz="4" w:color="D9D9D9"/>
-              <w:left w:val="single" w:sz="4" w:color="D9D9D9"/>
               <w:right w:val="single" w:sz="4" w:color="D9D9D9"/>
             </w:tcBorders>
             <w:shd w:fill="F1F5F7"/>
             <w:tcMar>
               <w:top w:w="85" w:type="dxa"/>
+              <w:left w:w="85" w:type="dxa"/>
               <w:bottom w:w="85" w:type="dxa"/>
-              <w:left w:w="85" w:type="dxa"/>
               <w:right w:w="85" w:type="dxa"/>
             </w:tcMar>
           </w:tcPr>
@@ -2891,15 +2891,15 @@
             <w:tcW w:type="dxa" w:w="1421"/>
             <w:tcBorders>
               <w:top w:val="single" w:sz="4" w:color="D9D9D9"/>
+              <w:left w:val="single" w:sz="4" w:color="D9D9D9"/>
               <w:bottom w:val="single" w:sz="4" w:color="D9D9D9"/>
-              <w:left w:val="single" w:sz="4" w:color="D9D9D9"/>
               <w:right w:val="single" w:sz="4" w:color="D9D9D9"/>
             </w:tcBorders>
             <w:shd w:fill="F1F5F7"/>
             <w:tcMar>
               <w:top w:w="85" w:type="dxa"/>
+              <w:left w:w="85" w:type="dxa"/>
               <w:bottom w:w="85" w:type="dxa"/>
-              <w:left w:w="85" w:type="dxa"/>
               <w:right w:w="85" w:type="dxa"/>
             </w:tcMar>
           </w:tcPr>
@@ -2921,15 +2921,15 @@
             <w:tcW w:type="dxa" w:w="1421"/>
             <w:tcBorders>
               <w:top w:val="single" w:sz="4" w:color="D9D9D9"/>
+              <w:left w:val="single" w:sz="4" w:color="D9D9D9"/>
               <w:bottom w:val="single" w:sz="4" w:color="D9D9D9"/>
-              <w:left w:val="single" w:sz="4" w:color="D9D9D9"/>
               <w:right w:val="single" w:sz="4" w:color="D9D9D9"/>
             </w:tcBorders>
             <w:shd w:fill="F1F5F7"/>
             <w:tcMar>
               <w:top w:w="85" w:type="dxa"/>
+              <w:left w:w="85" w:type="dxa"/>
               <w:bottom w:w="85" w:type="dxa"/>
-              <w:left w:w="85" w:type="dxa"/>
               <w:right w:w="85" w:type="dxa"/>
             </w:tcMar>
           </w:tcPr>
@@ -2951,15 +2951,15 @@
             <w:tcW w:type="dxa" w:w="1726"/>
             <w:tcBorders>
               <w:top w:val="single" w:sz="4" w:color="D9D9D9"/>
+              <w:left w:val="single" w:sz="4" w:color="D9D9D9"/>
               <w:bottom w:val="single" w:sz="4" w:color="D9D9D9"/>
-              <w:left w:val="single" w:sz="4" w:color="D9D9D9"/>
               <w:right w:val="single" w:sz="4" w:color="D9D9D9"/>
             </w:tcBorders>
             <w:shd w:fill="F1F5F7"/>
             <w:tcMar>
               <w:top w:w="85" w:type="dxa"/>
+              <w:left w:w="85" w:type="dxa"/>
               <w:bottom w:w="85" w:type="dxa"/>
-              <w:left w:w="85" w:type="dxa"/>
               <w:right w:w="85" w:type="dxa"/>
             </w:tcMar>
           </w:tcPr>
@@ -2982,15 +2982,15 @@
             <w:tcW w:type="dxa" w:w="1421"/>
             <w:tcBorders>
               <w:top w:val="single" w:sz="4" w:color="D9D9D9"/>
+              <w:left w:val="single" w:sz="4" w:color="D9D9D9"/>
               <w:bottom w:val="single" w:sz="4" w:color="D9D9D9"/>
-              <w:left w:val="single" w:sz="4" w:color="D9D9D9"/>
               <w:right w:val="single" w:sz="4" w:color="D9D9D9"/>
             </w:tcBorders>
             <w:shd w:fill="F1F5F7"/>
             <w:tcMar>
               <w:top w:w="85" w:type="dxa"/>
+              <w:left w:w="85" w:type="dxa"/>
               <w:bottom w:w="85" w:type="dxa"/>
-              <w:left w:w="85" w:type="dxa"/>
               <w:right w:w="85" w:type="dxa"/>
             </w:tcMar>
           </w:tcPr>
@@ -3012,15 +3012,15 @@
             <w:tcW w:type="dxa" w:w="1726"/>
             <w:tcBorders>
               <w:top w:val="single" w:sz="4" w:color="D9D9D9"/>
+              <w:left w:val="single" w:sz="4" w:color="D9D9D9"/>
               <w:bottom w:val="single" w:sz="4" w:color="D9D9D9"/>
-              <w:left w:val="single" w:sz="4" w:color="D9D9D9"/>
               <w:right w:val="single" w:sz="4" w:color="D9D9D9"/>
             </w:tcBorders>
             <w:shd w:fill="F1F5F7"/>
             <w:tcMar>
               <w:top w:w="85" w:type="dxa"/>
+              <w:left w:w="85" w:type="dxa"/>
               <w:bottom w:w="85" w:type="dxa"/>
-              <w:left w:w="85" w:type="dxa"/>
               <w:right w:w="85" w:type="dxa"/>
             </w:tcMar>
           </w:tcPr>
@@ -3045,15 +3045,15 @@
             <w:tcW w:type="dxa" w:w="2436"/>
             <w:tcBorders>
               <w:top w:val="single" w:sz="4" w:color="D9D9D9"/>
+              <w:left w:val="single" w:sz="4" w:color="D9D9D9"/>
               <w:bottom w:val="single" w:sz="4" w:color="D9D9D9"/>
-              <w:left w:val="single" w:sz="4" w:color="D9D9D9"/>
               <w:right w:val="single" w:sz="4" w:color="D9D9D9"/>
             </w:tcBorders>
             <w:shd w:fill="FFFFFF"/>
             <w:tcMar>
               <w:top w:w="85" w:type="dxa"/>
+              <w:left w:w="85" w:type="dxa"/>
               <w:bottom w:w="85" w:type="dxa"/>
-              <w:left w:w="85" w:type="dxa"/>
               <w:right w:w="85" w:type="dxa"/>
             </w:tcMar>
           </w:tcPr>
@@ -3076,15 +3076,15 @@
             <w:tcW w:type="dxa" w:w="1421"/>
             <w:tcBorders>
               <w:top w:val="single" w:sz="4" w:color="D9D9D9"/>
+              <w:left w:val="single" w:sz="4" w:color="D9D9D9"/>
               <w:bottom w:val="single" w:sz="4" w:color="D9D9D9"/>
-              <w:left w:val="single" w:sz="4" w:color="D9D9D9"/>
               <w:right w:val="single" w:sz="4" w:color="D9D9D9"/>
             </w:tcBorders>
             <w:shd w:fill="FFFFFF"/>
             <w:tcMar>
               <w:top w:w="85" w:type="dxa"/>
+              <w:left w:w="85" w:type="dxa"/>
               <w:bottom w:w="85" w:type="dxa"/>
-              <w:left w:w="85" w:type="dxa"/>
               <w:right w:w="85" w:type="dxa"/>
             </w:tcMar>
           </w:tcPr>
@@ -3106,15 +3106,15 @@
             <w:tcW w:type="dxa" w:w="1421"/>
             <w:tcBorders>
               <w:top w:val="single" w:sz="4" w:color="D9D9D9"/>
+              <w:left w:val="single" w:sz="4" w:color="D9D9D9"/>
               <w:bottom w:val="single" w:sz="4" w:color="D9D9D9"/>
-              <w:left w:val="single" w:sz="4" w:color="D9D9D9"/>
               <w:right w:val="single" w:sz="4" w:color="D9D9D9"/>
             </w:tcBorders>
             <w:shd w:fill="FFFFFF"/>
             <w:tcMar>
               <w:top w:w="85" w:type="dxa"/>
+              <w:left w:w="85" w:type="dxa"/>
               <w:bottom w:w="85" w:type="dxa"/>
-              <w:left w:w="85" w:type="dxa"/>
               <w:right w:w="85" w:type="dxa"/>
             </w:tcMar>
           </w:tcPr>
@@ -3136,15 +3136,15 @@
             <w:tcW w:type="dxa" w:w="1726"/>
             <w:tcBorders>
               <w:top w:val="single" w:sz="4" w:color="D9D9D9"/>
+              <w:left w:val="single" w:sz="4" w:color="D9D9D9"/>
               <w:bottom w:val="single" w:sz="4" w:color="D9D9D9"/>
-              <w:left w:val="single" w:sz="4" w:color="D9D9D9"/>
               <w:right w:val="single" w:sz="4" w:color="D9D9D9"/>
             </w:tcBorders>
             <w:shd w:fill="FFFFFF"/>
             <w:tcMar>
               <w:top w:w="85" w:type="dxa"/>
+              <w:left w:w="85" w:type="dxa"/>
               <w:bottom w:w="85" w:type="dxa"/>
-              <w:left w:w="85" w:type="dxa"/>
               <w:right w:w="85" w:type="dxa"/>
             </w:tcMar>
           </w:tcPr>
@@ -3166,15 +3166,15 @@
             <w:tcW w:type="dxa" w:w="1421"/>
             <w:tcBorders>
               <w:top w:val="single" w:sz="4" w:color="D9D9D9"/>
+              <w:left w:val="single" w:sz="4" w:color="D9D9D9"/>
               <w:bottom w:val="single" w:sz="4" w:color="D9D9D9"/>
-              <w:left w:val="single" w:sz="4" w:color="D9D9D9"/>
               <w:right w:val="single" w:sz="4" w:color="D9D9D9"/>
             </w:tcBorders>
             <w:shd w:fill="FFFFFF"/>
             <w:tcMar>
               <w:top w:w="85" w:type="dxa"/>
+              <w:left w:w="85" w:type="dxa"/>
               <w:bottom w:w="85" w:type="dxa"/>
-              <w:left w:w="85" w:type="dxa"/>
               <w:right w:w="85" w:type="dxa"/>
             </w:tcMar>
           </w:tcPr>
@@ -3196,15 +3196,15 @@
             <w:tcW w:type="dxa" w:w="1726"/>
             <w:tcBorders>
               <w:top w:val="single" w:sz="4" w:color="D9D9D9"/>
+              <w:left w:val="single" w:sz="4" w:color="D9D9D9"/>
               <w:bottom w:val="single" w:sz="4" w:color="D9D9D9"/>
-              <w:left w:val="single" w:sz="4" w:color="D9D9D9"/>
               <w:right w:val="single" w:sz="4" w:color="D9D9D9"/>
             </w:tcBorders>
             <w:shd w:fill="FFFFFF"/>
             <w:tcMar>
               <w:top w:w="85" w:type="dxa"/>
+              <w:left w:w="85" w:type="dxa"/>
               <w:bottom w:w="85" w:type="dxa"/>
-              <w:left w:w="85" w:type="dxa"/>
               <w:right w:w="85" w:type="dxa"/>
             </w:tcMar>
           </w:tcPr>
